--- a/AI Report - Final.docx
+++ b/AI Report - Final.docx
@@ -246,7 +246,7 @@
         <w:t xml:space="preserve">Evidence boundary  </w:t>
       </w:r>
       <w:r>
-        <w:t>All reported model values are read from data/evaluation_results.json. Member 1 values describe a local, train-only Dialogflow-style simulator and are not cloud Dialogflow metrics. No user-satisfaction percentage is claimed. BLEU and ROUGE remain N/A unless the evaluation artifact contains scores derived from independent reference answers.</w:t>
+        <w:t>All reported model values are read from data/evaluation_results.json. Member 1 values describe a local, train-only Dialogflow-style simulator and are not cloud Dialogflow metrics. Survey results are read from the anonymized Google Forms snapshot in data/user_feedback_verified.json; favorable means a rating of 4 or 5. BLEU and ROUGE are reported only when the evaluation artifact contains scores derived from independent reference answers.</w:t>
       </w:r>
     </w:p>
     <w:p>
@@ -606,7 +606,7 @@
                 <w:color w:val="25313C"/>
                 <w:sz w:val="18"/>
               </w:rPr>
-              <w:t>2026-08-24T18:17:09+08:00</w:t>
+              <w:t>2026-08-24T20:11:04+08:00</w:t>
             </w:r>
           </w:p>
         </w:tc>
@@ -792,7 +792,7 @@
         <w:widowControl/>
       </w:pPr>
       <w:r>
-        <w:t>Response-generation scoring status is Independent reference test (14 cases); intent accuracy=0.7857; coverage=0.9286. The verified feedback file contains 0 record(s); therefore user-satisfaction findings are N/A at this snapshot. Appendix C supplies the survey instrument and analysis protocol for a future genuine study.</w:t>
+        <w:t>Response-generation scoring status is Independent reference test (14 cases); intent accuracy=0.7857; coverage=0.9286. The verified usability survey contains 5 anonymous response(s) and 25 item ratings. The five-item mean is 3.76/5 and 17/25 ratings (68.0%) are favorable (4 or 5). These are preliminary descriptive findings because N=5 is too small for generalisation.</w:t>
       </w:r>
     </w:p>
     <w:p>
@@ -1485,7 +1485,7 @@
         <w:ind w:left="540" w:hanging="279"/>
       </w:pPr>
       <w:r>
-        <w:t>Define valid protocols for response quality and user satisfaction, and report N/A until independent evidence is available.</w:t>
+        <w:t>Evaluate response quality using independent references and analyse genuine user-satisfaction responses with transparent descriptive rules.</w:t>
       </w:r>
     </w:p>
     <w:p>
@@ -3009,7 +3009,7 @@
                 <w:color w:val="25313C"/>
                 <w:sz w:val="17"/>
               </w:rPr>
-              <w:t>Appendix C instrument and analysis plan</w:t>
+              <w:t>Five-item Google Forms instrument; verified anonymous snapshot; Section 4.4 and Appendix C</w:t>
             </w:r>
           </w:p>
         </w:tc>
@@ -3034,7 +3034,7 @@
                 <w:color w:val="25313C"/>
                 <w:sz w:val="17"/>
               </w:rPr>
-              <w:t>N/A; 0 verified record(s) currently</w:t>
+              <w:t>Measured descriptively; N=5</w:t>
             </w:r>
           </w:p>
         </w:tc>
@@ -3939,7 +3939,7 @@
         <w:widowControl/>
       </w:pPr>
       <w:r>
-        <w:t>Member 1's platform approach is represented by Dialogflow ES configuration artifacts, including intents, training phrases, entities where applicable, and controlled responses. The repository also contains DialogflowSimulatorClient, a transparent local pattern/Jaccard implementation used solely for offline, train-only evaluation. For each held-out query, it checks exact matches against training examples and otherwise selects the training pattern with the highest token-set similarity, with a small substring boost. This method is reproducible but is not Google's model and provides no evidence of cloud accuracy.</w:t>
+        <w:t>Member 1's platform approach is represented by Dialogflow ES configuration artifacts, including intents, training phrases, four custom entities, structured parameters, controlled responses, and two webhook-enabled actions. The tested handler in src/dialogflow_webhook.py validates Dialogflow ES V2 requests and returns parameter-aware links from an official-source allowlist for programme and campus-service lookups. A public HTTPS deployment and authenticated Dialogflow request log are still required before claiming live fulfillment. The repository also contains DialogflowSimulatorClient, a transparent local pattern/Jaccard implementation used solely for offline, train-only evaluation. This simulator is reproducible but is not Google's model and provides no evidence of cloud accuracy.</w:t>
       </w:r>
     </w:p>
     <w:p>
@@ -4565,11 +4565,6 @@
       </w:r>
     </w:p>
     <w:p>
-      <w:r>
-        <w:br w:type="page"/>
-      </w:r>
-    </w:p>
-    <w:p>
       <w:pPr>
         <w:pStyle w:val="Heading2"/>
         <w:keepNext/>
@@ -5286,7 +5281,7 @@
         <w:widowControl/>
       </w:pPr>
       <w:r>
-        <w:t>For usability, Appendix C defines a five-point Likert instrument and open-ended questions. The verified feedback artifact currently contains 0 record(s). No respondent count, satisfaction percentage, or inferential claim is invented.</w:t>
+        <w:t>For usability, the Google Form uses five Likert statements rated from 1 (strongly disagree) to 5 (strongly agree). The verified artifact contains 5 anonymous responses collected from 12 to 24 August 2026. The report presents item means, medians, and the predeclared favorable rate (ratings of 4 or 5). No inferential or representative claim is made because the sample is small.</w:t>
       </w:r>
     </w:p>
     <w:p>
@@ -5375,11 +5370,6 @@
           <w:sz w:val="19"/>
         </w:rPr>
         <w:t>Factual currency: point time-sensitive answers to official sources and review them periodically.</w:t>
-      </w:r>
-    </w:p>
-    <w:p>
-      <w:r>
-        <w:br w:type="page"/>
       </w:r>
     </w:p>
     <w:p>
@@ -7462,7 +7452,7 @@
                 <w:color w:val="25313C"/>
                 <w:sz w:val="15"/>
               </w:rPr>
-              <w:t>2026-08-24 18:02:40</w:t>
+              <w:t>2026-08-24 20:09:09</w:t>
             </w:r>
           </w:p>
         </w:tc>
@@ -7845,7 +7835,15 @@
         <w:keepLines/>
       </w:pPr>
       <w:r>
-        <w:t>4.4 Objective-by-objective interpretation</w:t>
+        <w:t>4.4 User satisfaction and usability</w:t>
+      </w:r>
+    </w:p>
+    <w:p>
+      <w:pPr>
+        <w:widowControl/>
+      </w:pPr>
+      <w:r>
+        <w:t>Five anonymous Google Forms responses were collected between 12 and 24 August 2026 using the exact five-item questionnaire reproduced in Appendix C. All complete responses were retained, including one respondent who selected 1 for every item. Across all 25 ratings, the mean was 3.76/5, the median was 4.0, and 17 ratings (68.0%) were favorable. Favorable was defined before analysis as a rating of 4 or 5.</w:t>
       </w:r>
     </w:p>
     <w:p>
@@ -7855,7 +7853,754 @@
         <w:jc w:val="center"/>
       </w:pPr>
       <w:r>
-        <w:t>Table 12: Objective attainment</w:t>
+        <w:t>Table 12: Verified user-satisfaction results (N=5)</w:t>
+      </w:r>
+    </w:p>
+    <w:tbl>
+      <w:tblPr>
+        <w:tblStyle w:val="TableGrid"/>
+        <w:tblW w:type="dxa" w:w="9360"/>
+        <w:jc w:val="center"/>
+        <w:tblLayout w:type="fixed"/>
+        <w:tblLook w:firstColumn="1" w:firstRow="1" w:lastColumn="0" w:lastRow="0" w:noHBand="0" w:noVBand="1" w:val="04A0"/>
+        <w:tblInd w:w="120" w:type="dxa"/>
+      </w:tblPr>
+      <w:tblGrid>
+        <w:gridCol w:w="4300"/>
+        <w:gridCol w:w="1500"/>
+        <w:gridCol w:w="1300"/>
+        <w:gridCol w:w="2260"/>
+      </w:tblGrid>
+      <w:tr>
+        <w:trPr>
+          <w:tblHeader w:val="true"/>
+          <w:cantSplit/>
+        </w:trPr>
+        <w:tc>
+          <w:tcPr>
+            <w:tcW w:type="dxa" w:w="4300"/>
+            <w:shd w:fill="F4F6F9"/>
+            <w:tcMar>
+              <w:top w:w="80" w:type="dxa"/>
+              <w:start w:w="120" w:type="dxa"/>
+              <w:bottom w:w="80" w:type="dxa"/>
+              <w:end w:w="120" w:type="dxa"/>
+            </w:tcMar>
+            <w:vAlign w:val="center"/>
+          </w:tcPr>
+          <w:p>
+            <w:pPr>
+              <w:spacing w:after="0"/>
+              <w:jc w:val="left"/>
+            </w:pPr>
+            <w:r>
+              <w:rPr>
+                <w:b/>
+                <w:color w:val="25313C"/>
+                <w:sz w:val="17"/>
+              </w:rPr>
+              <w:t>Survey item</w:t>
+            </w:r>
+          </w:p>
+        </w:tc>
+        <w:tc>
+          <w:tcPr>
+            <w:tcW w:type="dxa" w:w="1500"/>
+            <w:shd w:fill="F4F6F9"/>
+            <w:tcMar>
+              <w:top w:w="80" w:type="dxa"/>
+              <w:start w:w="120" w:type="dxa"/>
+              <w:bottom w:w="80" w:type="dxa"/>
+              <w:end w:w="120" w:type="dxa"/>
+            </w:tcMar>
+            <w:vAlign w:val="center"/>
+          </w:tcPr>
+          <w:p>
+            <w:pPr>
+              <w:spacing w:after="0"/>
+              <w:jc w:val="left"/>
+            </w:pPr>
+            <w:r>
+              <w:rPr>
+                <w:b/>
+                <w:color w:val="25313C"/>
+                <w:sz w:val="17"/>
+              </w:rPr>
+              <w:t>Mean / 5</w:t>
+            </w:r>
+          </w:p>
+        </w:tc>
+        <w:tc>
+          <w:tcPr>
+            <w:tcW w:type="dxa" w:w="1300"/>
+            <w:shd w:fill="F4F6F9"/>
+            <w:tcMar>
+              <w:top w:w="80" w:type="dxa"/>
+              <w:start w:w="120" w:type="dxa"/>
+              <w:bottom w:w="80" w:type="dxa"/>
+              <w:end w:w="120" w:type="dxa"/>
+            </w:tcMar>
+            <w:vAlign w:val="center"/>
+          </w:tcPr>
+          <w:p>
+            <w:pPr>
+              <w:spacing w:after="0"/>
+              <w:jc w:val="left"/>
+            </w:pPr>
+            <w:r>
+              <w:rPr>
+                <w:b/>
+                <w:color w:val="25313C"/>
+                <w:sz w:val="17"/>
+              </w:rPr>
+              <w:t>Median</w:t>
+            </w:r>
+          </w:p>
+        </w:tc>
+        <w:tc>
+          <w:tcPr>
+            <w:tcW w:type="dxa" w:w="2260"/>
+            <w:shd w:fill="F4F6F9"/>
+            <w:tcMar>
+              <w:top w:w="80" w:type="dxa"/>
+              <w:start w:w="120" w:type="dxa"/>
+              <w:bottom w:w="80" w:type="dxa"/>
+              <w:end w:w="120" w:type="dxa"/>
+            </w:tcMar>
+            <w:vAlign w:val="center"/>
+          </w:tcPr>
+          <w:p>
+            <w:pPr>
+              <w:spacing w:after="0"/>
+              <w:jc w:val="left"/>
+            </w:pPr>
+            <w:r>
+              <w:rPr>
+                <w:b/>
+                <w:color w:val="25313C"/>
+                <w:sz w:val="17"/>
+              </w:rPr>
+              <w:t>Favorable (4-5)</w:t>
+            </w:r>
+          </w:p>
+        </w:tc>
+      </w:tr>
+      <w:tr>
+        <w:trPr>
+          <w:cantSplit/>
+        </w:trPr>
+        <w:tc>
+          <w:tcPr>
+            <w:tcW w:type="dxa" w:w="4300"/>
+            <w:tcMar>
+              <w:top w:w="80" w:type="dxa"/>
+              <w:start w:w="120" w:type="dxa"/>
+              <w:bottom w:w="80" w:type="dxa"/>
+              <w:end w:w="120" w:type="dxa"/>
+            </w:tcMar>
+            <w:vAlign w:val="center"/>
+          </w:tcPr>
+          <w:p>
+            <w:pPr>
+              <w:widowControl/>
+              <w:spacing w:after="0" w:line="259" w:lineRule="auto"/>
+            </w:pPr>
+            <w:r>
+              <w:rPr>
+                <w:color w:val="25313C"/>
+                <w:sz w:val="17"/>
+              </w:rPr>
+              <w:t>Q1. Intent understanding</w:t>
+            </w:r>
+          </w:p>
+        </w:tc>
+        <w:tc>
+          <w:tcPr>
+            <w:tcW w:type="dxa" w:w="1500"/>
+            <w:tcMar>
+              <w:top w:w="80" w:type="dxa"/>
+              <w:start w:w="120" w:type="dxa"/>
+              <w:bottom w:w="80" w:type="dxa"/>
+              <w:end w:w="120" w:type="dxa"/>
+            </w:tcMar>
+            <w:vAlign w:val="center"/>
+          </w:tcPr>
+          <w:p>
+            <w:pPr>
+              <w:widowControl/>
+              <w:spacing w:after="0" w:line="259" w:lineRule="auto"/>
+            </w:pPr>
+            <w:r>
+              <w:rPr>
+                <w:color w:val="25313C"/>
+                <w:sz w:val="17"/>
+              </w:rPr>
+              <w:t>4.00</w:t>
+            </w:r>
+          </w:p>
+        </w:tc>
+        <w:tc>
+          <w:tcPr>
+            <w:tcW w:type="dxa" w:w="1300"/>
+            <w:tcMar>
+              <w:top w:w="80" w:type="dxa"/>
+              <w:start w:w="120" w:type="dxa"/>
+              <w:bottom w:w="80" w:type="dxa"/>
+              <w:end w:w="120" w:type="dxa"/>
+            </w:tcMar>
+            <w:vAlign w:val="center"/>
+          </w:tcPr>
+          <w:p>
+            <w:pPr>
+              <w:widowControl/>
+              <w:spacing w:after="0" w:line="259" w:lineRule="auto"/>
+            </w:pPr>
+            <w:r>
+              <w:rPr>
+                <w:color w:val="25313C"/>
+                <w:sz w:val="17"/>
+              </w:rPr>
+              <w:t>5.0</w:t>
+            </w:r>
+          </w:p>
+        </w:tc>
+        <w:tc>
+          <w:tcPr>
+            <w:tcW w:type="dxa" w:w="2260"/>
+            <w:tcMar>
+              <w:top w:w="80" w:type="dxa"/>
+              <w:start w:w="120" w:type="dxa"/>
+              <w:bottom w:w="80" w:type="dxa"/>
+              <w:end w:w="120" w:type="dxa"/>
+            </w:tcMar>
+            <w:vAlign w:val="center"/>
+          </w:tcPr>
+          <w:p>
+            <w:pPr>
+              <w:widowControl/>
+              <w:spacing w:after="0" w:line="259" w:lineRule="auto"/>
+            </w:pPr>
+            <w:r>
+              <w:rPr>
+                <w:color w:val="25313C"/>
+                <w:sz w:val="17"/>
+              </w:rPr>
+              <w:t>4/5 (80%)</w:t>
+            </w:r>
+          </w:p>
+        </w:tc>
+      </w:tr>
+      <w:tr>
+        <w:trPr>
+          <w:cantSplit/>
+        </w:trPr>
+        <w:tc>
+          <w:tcPr>
+            <w:tcW w:type="dxa" w:w="4300"/>
+            <w:shd w:fill="FAFBFC"/>
+            <w:tcMar>
+              <w:top w:w="80" w:type="dxa"/>
+              <w:start w:w="120" w:type="dxa"/>
+              <w:bottom w:w="80" w:type="dxa"/>
+              <w:end w:w="120" w:type="dxa"/>
+            </w:tcMar>
+            <w:vAlign w:val="center"/>
+          </w:tcPr>
+          <w:p>
+            <w:pPr>
+              <w:widowControl/>
+              <w:spacing w:after="0" w:line="259" w:lineRule="auto"/>
+            </w:pPr>
+            <w:r>
+              <w:rPr>
+                <w:color w:val="25313C"/>
+                <w:sz w:val="17"/>
+              </w:rPr>
+              <w:t>Q2. Answer clarity and relevance</w:t>
+            </w:r>
+          </w:p>
+        </w:tc>
+        <w:tc>
+          <w:tcPr>
+            <w:tcW w:type="dxa" w:w="1500"/>
+            <w:shd w:fill="FAFBFC"/>
+            <w:tcMar>
+              <w:top w:w="80" w:type="dxa"/>
+              <w:start w:w="120" w:type="dxa"/>
+              <w:bottom w:w="80" w:type="dxa"/>
+              <w:end w:w="120" w:type="dxa"/>
+            </w:tcMar>
+            <w:vAlign w:val="center"/>
+          </w:tcPr>
+          <w:p>
+            <w:pPr>
+              <w:widowControl/>
+              <w:spacing w:after="0" w:line="259" w:lineRule="auto"/>
+            </w:pPr>
+            <w:r>
+              <w:rPr>
+                <w:color w:val="25313C"/>
+                <w:sz w:val="17"/>
+              </w:rPr>
+              <w:t>4.00</w:t>
+            </w:r>
+          </w:p>
+        </w:tc>
+        <w:tc>
+          <w:tcPr>
+            <w:tcW w:type="dxa" w:w="1300"/>
+            <w:shd w:fill="FAFBFC"/>
+            <w:tcMar>
+              <w:top w:w="80" w:type="dxa"/>
+              <w:start w:w="120" w:type="dxa"/>
+              <w:bottom w:w="80" w:type="dxa"/>
+              <w:end w:w="120" w:type="dxa"/>
+            </w:tcMar>
+            <w:vAlign w:val="center"/>
+          </w:tcPr>
+          <w:p>
+            <w:pPr>
+              <w:widowControl/>
+              <w:spacing w:after="0" w:line="259" w:lineRule="auto"/>
+            </w:pPr>
+            <w:r>
+              <w:rPr>
+                <w:color w:val="25313C"/>
+                <w:sz w:val="17"/>
+              </w:rPr>
+              <w:t>5.0</w:t>
+            </w:r>
+          </w:p>
+        </w:tc>
+        <w:tc>
+          <w:tcPr>
+            <w:tcW w:type="dxa" w:w="2260"/>
+            <w:shd w:fill="FAFBFC"/>
+            <w:tcMar>
+              <w:top w:w="80" w:type="dxa"/>
+              <w:start w:w="120" w:type="dxa"/>
+              <w:bottom w:w="80" w:type="dxa"/>
+              <w:end w:w="120" w:type="dxa"/>
+            </w:tcMar>
+            <w:vAlign w:val="center"/>
+          </w:tcPr>
+          <w:p>
+            <w:pPr>
+              <w:widowControl/>
+              <w:spacing w:after="0" w:line="259" w:lineRule="auto"/>
+            </w:pPr>
+            <w:r>
+              <w:rPr>
+                <w:color w:val="25313C"/>
+                <w:sz w:val="17"/>
+              </w:rPr>
+              <w:t>4/5 (80%)</w:t>
+            </w:r>
+          </w:p>
+        </w:tc>
+      </w:tr>
+      <w:tr>
+        <w:trPr>
+          <w:cantSplit/>
+        </w:trPr>
+        <w:tc>
+          <w:tcPr>
+            <w:tcW w:type="dxa" w:w="4300"/>
+            <w:tcMar>
+              <w:top w:w="80" w:type="dxa"/>
+              <w:start w:w="120" w:type="dxa"/>
+              <w:bottom w:w="80" w:type="dxa"/>
+              <w:end w:w="120" w:type="dxa"/>
+            </w:tcMar>
+            <w:vAlign w:val="center"/>
+          </w:tcPr>
+          <w:p>
+            <w:pPr>
+              <w:widowControl/>
+              <w:spacing w:after="0" w:line="259" w:lineRule="auto"/>
+            </w:pPr>
+            <w:r>
+              <w:rPr>
+                <w:color w:val="25313C"/>
+                <w:sz w:val="17"/>
+              </w:rPr>
+              <w:t>Q3. Interface usability</w:t>
+            </w:r>
+          </w:p>
+        </w:tc>
+        <w:tc>
+          <w:tcPr>
+            <w:tcW w:type="dxa" w:w="1500"/>
+            <w:tcMar>
+              <w:top w:w="80" w:type="dxa"/>
+              <w:start w:w="120" w:type="dxa"/>
+              <w:bottom w:w="80" w:type="dxa"/>
+              <w:end w:w="120" w:type="dxa"/>
+            </w:tcMar>
+            <w:vAlign w:val="center"/>
+          </w:tcPr>
+          <w:p>
+            <w:pPr>
+              <w:widowControl/>
+              <w:spacing w:after="0" w:line="259" w:lineRule="auto"/>
+            </w:pPr>
+            <w:r>
+              <w:rPr>
+                <w:color w:val="25313C"/>
+                <w:sz w:val="17"/>
+              </w:rPr>
+              <w:t>3.80</w:t>
+            </w:r>
+          </w:p>
+        </w:tc>
+        <w:tc>
+          <w:tcPr>
+            <w:tcW w:type="dxa" w:w="1300"/>
+            <w:tcMar>
+              <w:top w:w="80" w:type="dxa"/>
+              <w:start w:w="120" w:type="dxa"/>
+              <w:bottom w:w="80" w:type="dxa"/>
+              <w:end w:w="120" w:type="dxa"/>
+            </w:tcMar>
+            <w:vAlign w:val="center"/>
+          </w:tcPr>
+          <w:p>
+            <w:pPr>
+              <w:widowControl/>
+              <w:spacing w:after="0" w:line="259" w:lineRule="auto"/>
+            </w:pPr>
+            <w:r>
+              <w:rPr>
+                <w:color w:val="25313C"/>
+                <w:sz w:val="17"/>
+              </w:rPr>
+              <w:t>5.0</w:t>
+            </w:r>
+          </w:p>
+        </w:tc>
+        <w:tc>
+          <w:tcPr>
+            <w:tcW w:type="dxa" w:w="2260"/>
+            <w:tcMar>
+              <w:top w:w="80" w:type="dxa"/>
+              <w:start w:w="120" w:type="dxa"/>
+              <w:bottom w:w="80" w:type="dxa"/>
+              <w:end w:w="120" w:type="dxa"/>
+            </w:tcMar>
+            <w:vAlign w:val="center"/>
+          </w:tcPr>
+          <w:p>
+            <w:pPr>
+              <w:widowControl/>
+              <w:spacing w:after="0" w:line="259" w:lineRule="auto"/>
+            </w:pPr>
+            <w:r>
+              <w:rPr>
+                <w:color w:val="25313C"/>
+                <w:sz w:val="17"/>
+              </w:rPr>
+              <w:t>3/5 (60%)</w:t>
+            </w:r>
+          </w:p>
+        </w:tc>
+      </w:tr>
+      <w:tr>
+        <w:trPr>
+          <w:cantSplit/>
+        </w:trPr>
+        <w:tc>
+          <w:tcPr>
+            <w:tcW w:type="dxa" w:w="4300"/>
+            <w:shd w:fill="FAFBFC"/>
+            <w:tcMar>
+              <w:top w:w="80" w:type="dxa"/>
+              <w:start w:w="120" w:type="dxa"/>
+              <w:bottom w:w="80" w:type="dxa"/>
+              <w:end w:w="120" w:type="dxa"/>
+            </w:tcMar>
+            <w:vAlign w:val="center"/>
+          </w:tcPr>
+          <w:p>
+            <w:pPr>
+              <w:widowControl/>
+              <w:spacing w:after="0" w:line="259" w:lineRule="auto"/>
+            </w:pPr>
+            <w:r>
+              <w:rPr>
+                <w:color w:val="25313C"/>
+                <w:sz w:val="17"/>
+              </w:rPr>
+              <w:t>Q4. Response speed</w:t>
+            </w:r>
+          </w:p>
+        </w:tc>
+        <w:tc>
+          <w:tcPr>
+            <w:tcW w:type="dxa" w:w="1500"/>
+            <w:shd w:fill="FAFBFC"/>
+            <w:tcMar>
+              <w:top w:w="80" w:type="dxa"/>
+              <w:start w:w="120" w:type="dxa"/>
+              <w:bottom w:w="80" w:type="dxa"/>
+              <w:end w:w="120" w:type="dxa"/>
+            </w:tcMar>
+            <w:vAlign w:val="center"/>
+          </w:tcPr>
+          <w:p>
+            <w:pPr>
+              <w:widowControl/>
+              <w:spacing w:after="0" w:line="259" w:lineRule="auto"/>
+            </w:pPr>
+            <w:r>
+              <w:rPr>
+                <w:color w:val="25313C"/>
+                <w:sz w:val="17"/>
+              </w:rPr>
+              <w:t>3.60</w:t>
+            </w:r>
+          </w:p>
+        </w:tc>
+        <w:tc>
+          <w:tcPr>
+            <w:tcW w:type="dxa" w:w="1300"/>
+            <w:shd w:fill="FAFBFC"/>
+            <w:tcMar>
+              <w:top w:w="80" w:type="dxa"/>
+              <w:start w:w="120" w:type="dxa"/>
+              <w:bottom w:w="80" w:type="dxa"/>
+              <w:end w:w="120" w:type="dxa"/>
+            </w:tcMar>
+            <w:vAlign w:val="center"/>
+          </w:tcPr>
+          <w:p>
+            <w:pPr>
+              <w:widowControl/>
+              <w:spacing w:after="0" w:line="259" w:lineRule="auto"/>
+            </w:pPr>
+            <w:r>
+              <w:rPr>
+                <w:color w:val="25313C"/>
+                <w:sz w:val="17"/>
+              </w:rPr>
+              <w:t>4.0</w:t>
+            </w:r>
+          </w:p>
+        </w:tc>
+        <w:tc>
+          <w:tcPr>
+            <w:tcW w:type="dxa" w:w="2260"/>
+            <w:shd w:fill="FAFBFC"/>
+            <w:tcMar>
+              <w:top w:w="80" w:type="dxa"/>
+              <w:start w:w="120" w:type="dxa"/>
+              <w:bottom w:w="80" w:type="dxa"/>
+              <w:end w:w="120" w:type="dxa"/>
+            </w:tcMar>
+            <w:vAlign w:val="center"/>
+          </w:tcPr>
+          <w:p>
+            <w:pPr>
+              <w:widowControl/>
+              <w:spacing w:after="0" w:line="259" w:lineRule="auto"/>
+            </w:pPr>
+            <w:r>
+              <w:rPr>
+                <w:color w:val="25313C"/>
+                <w:sz w:val="17"/>
+              </w:rPr>
+              <w:t>3/5 (60%)</w:t>
+            </w:r>
+          </w:p>
+        </w:tc>
+      </w:tr>
+      <w:tr>
+        <w:trPr>
+          <w:cantSplit/>
+        </w:trPr>
+        <w:tc>
+          <w:tcPr>
+            <w:tcW w:type="dxa" w:w="4300"/>
+            <w:tcMar>
+              <w:top w:w="80" w:type="dxa"/>
+              <w:start w:w="120" w:type="dxa"/>
+              <w:bottom w:w="80" w:type="dxa"/>
+              <w:end w:w="120" w:type="dxa"/>
+            </w:tcMar>
+            <w:vAlign w:val="center"/>
+          </w:tcPr>
+          <w:p>
+            <w:pPr>
+              <w:widowControl/>
+              <w:spacing w:after="0" w:line="259" w:lineRule="auto"/>
+            </w:pPr>
+            <w:r>
+              <w:rPr>
+                <w:color w:val="25313C"/>
+                <w:sz w:val="17"/>
+              </w:rPr>
+              <w:t>Q5. Overall satisfaction</w:t>
+            </w:r>
+          </w:p>
+        </w:tc>
+        <w:tc>
+          <w:tcPr>
+            <w:tcW w:type="dxa" w:w="1500"/>
+            <w:tcMar>
+              <w:top w:w="80" w:type="dxa"/>
+              <w:start w:w="120" w:type="dxa"/>
+              <w:bottom w:w="80" w:type="dxa"/>
+              <w:end w:w="120" w:type="dxa"/>
+            </w:tcMar>
+            <w:vAlign w:val="center"/>
+          </w:tcPr>
+          <w:p>
+            <w:pPr>
+              <w:widowControl/>
+              <w:spacing w:after="0" w:line="259" w:lineRule="auto"/>
+            </w:pPr>
+            <w:r>
+              <w:rPr>
+                <w:color w:val="25313C"/>
+                <w:sz w:val="17"/>
+              </w:rPr>
+              <w:t>3.40</w:t>
+            </w:r>
+          </w:p>
+        </w:tc>
+        <w:tc>
+          <w:tcPr>
+            <w:tcW w:type="dxa" w:w="1300"/>
+            <w:tcMar>
+              <w:top w:w="80" w:type="dxa"/>
+              <w:start w:w="120" w:type="dxa"/>
+              <w:bottom w:w="80" w:type="dxa"/>
+              <w:end w:w="120" w:type="dxa"/>
+            </w:tcMar>
+            <w:vAlign w:val="center"/>
+          </w:tcPr>
+          <w:p>
+            <w:pPr>
+              <w:widowControl/>
+              <w:spacing w:after="0" w:line="259" w:lineRule="auto"/>
+            </w:pPr>
+            <w:r>
+              <w:rPr>
+                <w:color w:val="25313C"/>
+                <w:sz w:val="17"/>
+              </w:rPr>
+              <w:t>4.0</w:t>
+            </w:r>
+          </w:p>
+        </w:tc>
+        <w:tc>
+          <w:tcPr>
+            <w:tcW w:type="dxa" w:w="2260"/>
+            <w:tcMar>
+              <w:top w:w="80" w:type="dxa"/>
+              <w:start w:w="120" w:type="dxa"/>
+              <w:bottom w:w="80" w:type="dxa"/>
+              <w:end w:w="120" w:type="dxa"/>
+            </w:tcMar>
+            <w:vAlign w:val="center"/>
+          </w:tcPr>
+          <w:p>
+            <w:pPr>
+              <w:widowControl/>
+              <w:spacing w:after="0" w:line="259" w:lineRule="auto"/>
+            </w:pPr>
+            <w:r>
+              <w:rPr>
+                <w:color w:val="25313C"/>
+                <w:sz w:val="17"/>
+              </w:rPr>
+              <w:t>3/5 (60%)</w:t>
+            </w:r>
+          </w:p>
+        </w:tc>
+      </w:tr>
+    </w:tbl>
+    <w:p>
+      <w:pPr>
+        <w:spacing w:after="0"/>
+      </w:pPr>
+    </w:p>
+    <w:p>
+      <w:pPr>
+        <w:keepNext/>
+        <w:spacing w:before="100" w:after="0"/>
+        <w:jc w:val="center"/>
+      </w:pPr>
+      <w:r>
+        <w:drawing>
+          <wp:inline xmlns:a="http://schemas.openxmlformats.org/drawingml/2006/main" xmlns:pic="http://schemas.openxmlformats.org/drawingml/2006/picture">
+            <wp:extent cx="5669280" cy="3106093"/>
+            <wp:docPr id="8" name="Picture 8" descr="Horizontal bar chart of the five verified survey item means. Intent understanding and answer clarity both score 4.0 out of 5; interface usability scores 3.8; response speed 3.6; and overall satisfaction 3.4. Labels also show the percentage rating each item 4 or 5." title="Figure 7"/>
+            <wp:cNvGraphicFramePr>
+              <a:graphicFrameLocks noChangeAspect="1"/>
+            </wp:cNvGraphicFramePr>
+            <a:graphic>
+              <a:graphicData uri="http://schemas.openxmlformats.org/drawingml/2006/picture">
+                <pic:pic>
+                  <pic:nvPicPr>
+                    <pic:cNvPr id="0" name="survey_results.png"/>
+                    <pic:cNvPicPr/>
+                  </pic:nvPicPr>
+                  <pic:blipFill>
+                    <a:blip r:embed="rId20"/>
+                    <a:stretch>
+                      <a:fillRect/>
+                    </a:stretch>
+                  </pic:blipFill>
+                  <pic:spPr>
+                    <a:xfrm>
+                      <a:off x="0" y="0"/>
+                      <a:ext cx="5669280" cy="3106093"/>
+                    </a:xfrm>
+                    <a:prstGeom prst="rect"/>
+                  </pic:spPr>
+                </pic:pic>
+              </a:graphicData>
+            </a:graphic>
+          </wp:inline>
+        </w:drawing>
+      </w:r>
+    </w:p>
+    <w:p>
+      <w:pPr>
+        <w:pStyle w:val="ReportCaption"/>
+        <w:widowControl/>
+        <w:jc w:val="center"/>
+      </w:pPr>
+      <w:r>
+        <w:t>Figure 7: Verified five-item usability survey results</w:t>
+      </w:r>
+    </w:p>
+    <w:p>
+      <w:pPr>
+        <w:widowControl/>
+      </w:pPr>
+      <w:r>
+        <w:t>Intent understanding and answer clarity received the strongest item means (4.00/5; 80% favorable each). Interface usability averaged 3.80/5, while response speed averaged 3.60/5. Overall satisfaction was the lowest-rated item at 3.40/5, with three of five respondents rating it 4 or 5. The result suggests that the prototype is generally understandable but still needs reliability, latency, and overall experience improvements. Because N=5 and recruitment was not probabilistic, these findings describe only this pilot group and should not be generalized to the wider student population.</w:t>
+      </w:r>
+    </w:p>
+    <w:p>
+      <w:pPr>
+        <w:pStyle w:val="Heading2"/>
+        <w:keepNext/>
+        <w:keepLines/>
+      </w:pPr>
+      <w:r>
+        <w:t>4.5 Objective-by-objective interpretation</w:t>
+      </w:r>
+    </w:p>
+    <w:p>
+      <w:pPr>
+        <w:pStyle w:val="ReportCaption"/>
+        <w:widowControl/>
+        <w:jc w:val="center"/>
+      </w:pPr>
+      <w:r>
+        <w:t>Table 13: Objective attainment</w:t>
       </w:r>
     </w:p>
     <w:tbl>
@@ -8498,7 +9243,7 @@
                 <w:color w:val="25313C"/>
                 <w:sz w:val="17"/>
               </w:rPr>
-              <w:t>0 verified feedback record(s)</w:t>
+              <w:t>N=5; five-item mean 3.76/5; favorable 68.0%</w:t>
             </w:r>
           </w:p>
         </w:tc>
@@ -8523,7 +9268,7 @@
                 <w:color w:val="25313C"/>
                 <w:sz w:val="17"/>
               </w:rPr>
-              <w:t>N/A; instrument supplied</w:t>
+              <w:t>Measured descriptively</w:t>
             </w:r>
           </w:p>
         </w:tc>
@@ -8541,7 +9286,7 @@
         <w:keepLines/>
       </w:pPr>
       <w:r>
-        <w:t>4.5 Limitations and practical implications</w:t>
+        <w:t>4.6 Limitations and practical implications</w:t>
       </w:r>
     </w:p>
     <w:p>
@@ -8595,7 +9340,7 @@
         <w:widowControl/>
       </w:pPr>
       <w:r>
-        <w:t>No verified participant study is available, so usability and satisfaction cannot be concluded.</w:t>
+        <w:t>The verified usability pilot has only five respondents, so it supports descriptive feedback but not statistical generalisation.</w:t>
       </w:r>
     </w:p>
     <w:p>
@@ -8604,11 +9349,6 @@
       </w:pPr>
       <w:r>
         <w:t>Practically, the strongest next step is not to advertise the current prototype as accurate. It is to review the intent taxonomy, add independently phrased examples to weak labels, tune the confidence threshold on a validation set, rerun the leakage-free evaluation, and capture authentic Dialogflow test evidence. This sequence directly targets the observed errors and evidence gaps.</w:t>
-      </w:r>
-    </w:p>
-    <w:p>
-      <w:r>
-        <w:br w:type="page"/>
       </w:r>
     </w:p>
     <w:p>
@@ -8636,7 +9376,7 @@
         <w:widowControl/>
       </w:pPr>
       <w:r>
-        <w:t>The project has produced an end-to-end university FAQ chatbot prototype with a clear task scenario, a structured intent/response inventory, a Dialogflow ES configuration path, an offline Python classifier, a Streamlit interface, controlled fallback handling, test code, and a reproducible evaluation artifact. The documentation corrects the most consequential evidence risks by separating cloud configuration from the local simulator, reading all metrics from a leakage-free artifact, and refusing to invent response-quality or satisfaction results.</w:t>
+        <w:t>The project has produced an end-to-end university FAQ chatbot prototype with a clear task scenario, a structured intent/response inventory, a Dialogflow ES configuration path, an offline Python classifier, a Streamlit interface, controlled fallback handling, test code, a reproducible evaluation artifact, and a verified five-response usability pilot. The documentation separates cloud configuration from the local simulator and keeps every reported metric traceable to a recorded artifact.</w:t>
       </w:r>
     </w:p>
     <w:p>
@@ -8662,7 +9402,7 @@
         <w:widowControl/>
       </w:pPr>
       <w:r>
-        <w:t>The current system is single-turn, English-first, dependent on a small project-specific phrase set, and limited to predefined responses. Dataset and evaluation snapshots are not automatically synchronised unless evaluate.py and this builder are rerun in sequence. Dialogflow cloud accuracy has not been demonstrated by the offline surrogate. User satisfaction remains unavailable because the verified feedback file is empty. Response-overlap scores are available, but they do not establish factual correctness or usability.</w:t>
+        <w:t>The current system is single-turn, English-first, dependent on a small project-specific phrase set, and limited to predefined responses. Dataset and evaluation snapshots are not automatically synchronised unless evaluate.py and this builder are rerun in sequence. Dialogflow cloud accuracy has not been demonstrated by the offline surrogate. The usability survey is genuine but preliminary because it contains only five anonymous respondents. Response-overlap scores are available, but they do not establish factual correctness or usability.</w:t>
       </w:r>
     </w:p>
     <w:p>
@@ -8750,7 +9490,7 @@
         <w:ind w:left="540" w:hanging="279"/>
       </w:pPr>
       <w:r>
-        <w:t>Conduct the Appendix C survey with informed participation, report the actual response count and descriptive statistics, and retain anonymous raw responses.</w:t>
+        <w:t>Repeat the Appendix C survey with a larger and more diverse voluntary sample, preserve anonymous responses, and compare results with the current N=5 pilot without discarding unfavorable ratings.</w:t>
       </w:r>
     </w:p>
     <w:p>
@@ -8855,7 +9595,7 @@
         <w:jc w:val="center"/>
       </w:pPr>
       <w:r>
-        <w:t>Table 13: Official factual-source inventory used by the response-quality instrument</w:t>
+        <w:t>Table 14: Official factual-source inventory used by the response-quality instrument</w:t>
       </w:r>
     </w:p>
     <w:tbl>
@@ -10276,7 +11016,7 @@
         <w:jc w:val="center"/>
       </w:pPr>
       <w:r>
-        <w:t>Table 14: Software and artifact acknowledgement</w:t>
+        <w:t>Table 15: Software and artifact acknowledgement</w:t>
       </w:r>
     </w:p>
     <w:tbl>
@@ -10756,7 +11496,7 @@
                 <w:color w:val="25313C"/>
                 <w:sz w:val="16"/>
               </w:rPr>
-              <w:t>Platform configuration and integration track</w:t>
+              <w:t>Platform configuration, parameterized fulfillment, and integration track</w:t>
             </w:r>
           </w:p>
         </w:tc>
@@ -10781,7 +11521,7 @@
                 <w:color w:val="25313C"/>
                 <w:sz w:val="16"/>
               </w:rPr>
-              <w:t>dialogflow_agent.zip; docs/dialogflow_setup.md when present</w:t>
+              <w:t>dialogflow_agent.zip; src/dialogflow_webhook.py; docs/dialogflow_setup.md</w:t>
             </w:r>
           </w:p>
         </w:tc>
@@ -11099,7 +11839,7 @@
                 <w:color w:val="25313C"/>
                 <w:sz w:val="16"/>
               </w:rPr>
-              <w:t>Dialogflow ES intent/entity/response configuration; exported agent artifact; train-only simulator integration; cloud validation plan</w:t>
+              <w:t>Dialogflow ES intent/entity/response configuration; parameterized webhook handler; exported agent artifact; train-only simulator integration</w:t>
             </w:r>
           </w:p>
         </w:tc>
@@ -11124,7 +11864,7 @@
                 <w:color w:val="25313C"/>
                 <w:sz w:val="16"/>
               </w:rPr>
-              <w:t>Export timestamp; version history; authentic console/API test; meeting log</w:t>
+              <w:t>Export timestamp; webhook test; authentic console/API test; meeting log</w:t>
             </w:r>
           </w:p>
         </w:tc>
@@ -12482,7 +13222,7 @@
                 <w:color w:val="25313C"/>
                 <w:sz w:val="17"/>
               </w:rPr>
-              <w:t>If conducted, preserve anonymous raw responses and document consent/collection dates.</w:t>
+              <w:t>Preserve data/user_feedback_verified.json; confirm N=5 and collection dates before rebuilding.</w:t>
             </w:r>
           </w:p>
         </w:tc>
@@ -12579,7 +13319,7 @@
         <w:widowControl/>
       </w:pPr>
       <w:r>
-        <w:t>Evaluation artifact: evaluation_results.json generated at 2026-08-24T18:02:56.633862. Builder output generated at 2026-08-24T18:17:09+08:00.</w:t>
+        <w:t>Evaluation artifact: evaluation_results.json generated at 2026-08-24T18:02:56.633862. Builder output generated at 2026-08-24T20:11:04+08:00.</w:t>
       </w:r>
     </w:p>
     <w:p>
@@ -12594,7 +13334,7 @@
         <w:keepLines/>
       </w:pPr>
       <w:r>
-        <w:t>Appendix C. Planned user-satisfaction instrument</w:t>
+        <w:t>Appendix C. Verified user-satisfaction instrument and data</w:t>
       </w:r>
     </w:p>
     <w:p>
@@ -12609,10 +13349,10 @@
           <w:b/>
           <w:color w:val="1F4D78"/>
         </w:rPr>
-        <w:t xml:space="preserve">Status  </w:t>
+        <w:t xml:space="preserve">Observed pilot  </w:t>
       </w:r>
       <w:r>
-        <w:t>This is a survey instrument, not a result. data/user_feedback.json contains 0 verified record(s) at build time. Do not report a sample size or satisfaction statistic until genuine responses have been collected and checked.</w:t>
+        <w:t>The frozen anonymized Google Forms snapshot contains N=5 complete responses collected from 12 to 24 August 2026. All five complete responses are retained, including the all-1 response. Results are descriptive and are not generalized beyond this small pilot.</w:t>
       </w:r>
     </w:p>
     <w:p>
@@ -12622,100 +13362,7 @@
         <w:keepLines/>
       </w:pPr>
       <w:r>
-        <w:t>Participant information and consent</w:t>
-      </w:r>
-    </w:p>
-    <w:p>
-      <w:pPr>
-        <w:widowControl/>
-      </w:pPr>
-      <w:r>
-        <w:t>Purpose: to assess whether the university inquiry chatbot is understandable and useful. Participation is voluntary. Do not enter names, student IDs, telephone numbers, or sensitive enquiry content. Responses are used only for this assignment. Participants may stop before submitting. By continuing, the participant confirms that they understand this information and consent to the anonymous use of their responses.</w:t>
-      </w:r>
-    </w:p>
-    <w:p>
-      <w:pPr>
-        <w:pStyle w:val="Heading2"/>
-        <w:keepNext/>
-        <w:keepLines/>
-      </w:pPr>
-      <w:r>
-        <w:t>Task protocol</w:t>
-      </w:r>
-    </w:p>
-    <w:p>
-      <w:pPr>
-        <w:numPr>
-          <w:ilvl w:val="0"/>
-          <w:numId w:val="13"/>
-        </w:numPr>
-        <w:spacing w:after="80" w:line="290" w:lineRule="auto"/>
-        <w:ind w:left="540" w:hanging="279"/>
-      </w:pPr>
-      <w:r>
-        <w:t>Ask one course or programme question.</w:t>
-      </w:r>
-    </w:p>
-    <w:p>
-      <w:pPr>
-        <w:numPr>
-          <w:ilvl w:val="0"/>
-          <w:numId w:val="13"/>
-        </w:numPr>
-        <w:spacing w:after="80" w:line="290" w:lineRule="auto"/>
-        <w:ind w:left="540" w:hanging="279"/>
-      </w:pPr>
-      <w:r>
-        <w:t>Ask one fee, admission, calendar, or accommodation question.</w:t>
-      </w:r>
-    </w:p>
-    <w:p>
-      <w:pPr>
-        <w:numPr>
-          <w:ilvl w:val="0"/>
-          <w:numId w:val="13"/>
-        </w:numPr>
-        <w:spacing w:after="80" w:line="290" w:lineRule="auto"/>
-        <w:ind w:left="540" w:hanging="279"/>
-      </w:pPr>
-      <w:r>
-        <w:t>Rephrase one question using different wording or a minor typing error.</w:t>
-      </w:r>
-    </w:p>
-    <w:p>
-      <w:pPr>
-        <w:numPr>
-          <w:ilvl w:val="0"/>
-          <w:numId w:val="13"/>
-        </w:numPr>
-        <w:spacing w:after="80" w:line="290" w:lineRule="auto"/>
-        <w:ind w:left="540" w:hanging="279"/>
-      </w:pPr>
-      <w:r>
-        <w:t>Ask one deliberately out-of-scope question and observe the fallback.</w:t>
-      </w:r>
-    </w:p>
-    <w:p>
-      <w:pPr>
-        <w:numPr>
-          <w:ilvl w:val="0"/>
-          <w:numId w:val="13"/>
-        </w:numPr>
-        <w:spacing w:after="80" w:line="290" w:lineRule="auto"/>
-        <w:ind w:left="540" w:hanging="279"/>
-      </w:pPr>
-      <w:r>
-        <w:t>Follow any official source link supplied and judge whether it supports the answer.</w:t>
-      </w:r>
-    </w:p>
-    <w:p>
-      <w:pPr>
-        <w:pStyle w:val="Heading2"/>
-        <w:keepNext/>
-        <w:keepLines/>
-      </w:pPr>
-      <w:r>
-        <w:t>Five-point ratings</w:t>
+        <w:t>Questionnaire and scoring rule</w:t>
       </w:r>
     </w:p>
     <w:p>
@@ -12724,7 +13371,7 @@
         <w:widowControl/>
       </w:pPr>
       <w:r>
-        <w:t>Scale: 1 = strongly disagree, 2 = disagree, 3 = neither agree nor disagree, 4 = agree, 5 = strongly agree.</w:t>
+        <w:t>Scale: 1 = strongly disagree, 2 = disagree, 3 = neither agree nor disagree, 4 = agree, and 5 = strongly agree. A favorable response is defined as 4 or 5. The questionnaire collected ratings and timestamps only; the exported research snapshot contains no names or student IDs.</w:t>
       </w:r>
     </w:p>
     <w:p>
@@ -12734,7 +13381,7 @@
         <w:jc w:val="center"/>
       </w:pPr>
       <w:r>
-        <w:t>Table C1: User-satisfaction questionnaire</w:t>
+        <w:t>Table C1: Exact five-item Google Forms questionnaire</w:t>
       </w:r>
     </w:p>
     <w:tbl>
@@ -12747,13 +13394,8 @@
         <w:tblInd w:w="120" w:type="dxa"/>
       </w:tblPr>
       <w:tblGrid>
-        <w:gridCol w:w="600"/>
-        <w:gridCol w:w="6660"/>
-        <w:gridCol w:w="420"/>
-        <w:gridCol w:w="420"/>
-        <w:gridCol w:w="420"/>
-        <w:gridCol w:w="420"/>
-        <w:gridCol w:w="420"/>
+        <w:gridCol w:w="900"/>
+        <w:gridCol w:w="8460"/>
       </w:tblGrid>
       <w:tr>
         <w:trPr>
@@ -12762,7 +13404,7 @@
         </w:trPr>
         <w:tc>
           <w:tcPr>
-            <w:tcW w:type="dxa" w:w="600"/>
+            <w:tcW w:type="dxa" w:w="900"/>
             <w:shd w:fill="F4F6F9"/>
             <w:tcMar>
               <w:top w:w="80" w:type="dxa"/>
@@ -12781,7 +13423,7 @@
               <w:rPr>
                 <w:b/>
                 <w:color w:val="25313C"/>
-                <w:sz w:val="16"/>
+                <w:sz w:val="17"/>
               </w:rPr>
               <w:t>Item</w:t>
             </w:r>
@@ -12789,7 +13431,7 @@
         </w:tc>
         <w:tc>
           <w:tcPr>
-            <w:tcW w:type="dxa" w:w="6660"/>
+            <w:tcW w:type="dxa" w:w="8460"/>
             <w:shd w:fill="F4F6F9"/>
             <w:tcMar>
               <w:top w:w="80" w:type="dxa"/>
@@ -12808,144 +13450,9 @@
               <w:rPr>
                 <w:b/>
                 <w:color w:val="25313C"/>
-                <w:sz w:val="16"/>
+                <w:sz w:val="17"/>
               </w:rPr>
               <w:t>Statement</w:t>
-            </w:r>
-          </w:p>
-        </w:tc>
-        <w:tc>
-          <w:tcPr>
-            <w:tcW w:type="dxa" w:w="420"/>
-            <w:shd w:fill="F4F6F9"/>
-            <w:tcMar>
-              <w:top w:w="80" w:type="dxa"/>
-              <w:start w:w="120" w:type="dxa"/>
-              <w:bottom w:w="80" w:type="dxa"/>
-              <w:end w:w="120" w:type="dxa"/>
-            </w:tcMar>
-            <w:vAlign w:val="center"/>
-          </w:tcPr>
-          <w:p>
-            <w:pPr>
-              <w:spacing w:after="0"/>
-              <w:jc w:val="left"/>
-            </w:pPr>
-            <w:r>
-              <w:rPr>
-                <w:b/>
-                <w:color w:val="25313C"/>
-                <w:sz w:val="16"/>
-              </w:rPr>
-              <w:t>1</w:t>
-            </w:r>
-          </w:p>
-        </w:tc>
-        <w:tc>
-          <w:tcPr>
-            <w:tcW w:type="dxa" w:w="420"/>
-            <w:shd w:fill="F4F6F9"/>
-            <w:tcMar>
-              <w:top w:w="80" w:type="dxa"/>
-              <w:start w:w="120" w:type="dxa"/>
-              <w:bottom w:w="80" w:type="dxa"/>
-              <w:end w:w="120" w:type="dxa"/>
-            </w:tcMar>
-            <w:vAlign w:val="center"/>
-          </w:tcPr>
-          <w:p>
-            <w:pPr>
-              <w:spacing w:after="0"/>
-              <w:jc w:val="left"/>
-            </w:pPr>
-            <w:r>
-              <w:rPr>
-                <w:b/>
-                <w:color w:val="25313C"/>
-                <w:sz w:val="16"/>
-              </w:rPr>
-              <w:t>2</w:t>
-            </w:r>
-          </w:p>
-        </w:tc>
-        <w:tc>
-          <w:tcPr>
-            <w:tcW w:type="dxa" w:w="420"/>
-            <w:shd w:fill="F4F6F9"/>
-            <w:tcMar>
-              <w:top w:w="80" w:type="dxa"/>
-              <w:start w:w="120" w:type="dxa"/>
-              <w:bottom w:w="80" w:type="dxa"/>
-              <w:end w:w="120" w:type="dxa"/>
-            </w:tcMar>
-            <w:vAlign w:val="center"/>
-          </w:tcPr>
-          <w:p>
-            <w:pPr>
-              <w:spacing w:after="0"/>
-              <w:jc w:val="left"/>
-            </w:pPr>
-            <w:r>
-              <w:rPr>
-                <w:b/>
-                <w:color w:val="25313C"/>
-                <w:sz w:val="16"/>
-              </w:rPr>
-              <w:t>3</w:t>
-            </w:r>
-          </w:p>
-        </w:tc>
-        <w:tc>
-          <w:tcPr>
-            <w:tcW w:type="dxa" w:w="420"/>
-            <w:shd w:fill="F4F6F9"/>
-            <w:tcMar>
-              <w:top w:w="80" w:type="dxa"/>
-              <w:start w:w="120" w:type="dxa"/>
-              <w:bottom w:w="80" w:type="dxa"/>
-              <w:end w:w="120" w:type="dxa"/>
-            </w:tcMar>
-            <w:vAlign w:val="center"/>
-          </w:tcPr>
-          <w:p>
-            <w:pPr>
-              <w:spacing w:after="0"/>
-              <w:jc w:val="left"/>
-            </w:pPr>
-            <w:r>
-              <w:rPr>
-                <w:b/>
-                <w:color w:val="25313C"/>
-                <w:sz w:val="16"/>
-              </w:rPr>
-              <w:t>4</w:t>
-            </w:r>
-          </w:p>
-        </w:tc>
-        <w:tc>
-          <w:tcPr>
-            <w:tcW w:type="dxa" w:w="420"/>
-            <w:shd w:fill="F4F6F9"/>
-            <w:tcMar>
-              <w:top w:w="80" w:type="dxa"/>
-              <w:start w:w="120" w:type="dxa"/>
-              <w:bottom w:w="80" w:type="dxa"/>
-              <w:end w:w="120" w:type="dxa"/>
-            </w:tcMar>
-            <w:vAlign w:val="center"/>
-          </w:tcPr>
-          <w:p>
-            <w:pPr>
-              <w:spacing w:after="0"/>
-              <w:jc w:val="left"/>
-            </w:pPr>
-            <w:r>
-              <w:rPr>
-                <w:b/>
-                <w:color w:val="25313C"/>
-                <w:sz w:val="16"/>
-              </w:rPr>
-              <w:t>5</w:t>
             </w:r>
           </w:p>
         </w:tc>
@@ -12956,176 +13463,51 @@
         </w:trPr>
         <w:tc>
           <w:tcPr>
-            <w:tcW w:type="dxa" w:w="600"/>
-            <w:tcMar>
-              <w:top w:w="80" w:type="dxa"/>
-              <w:start w:w="120" w:type="dxa"/>
-              <w:bottom w:w="80" w:type="dxa"/>
-              <w:end w:w="120" w:type="dxa"/>
-            </w:tcMar>
-            <w:vAlign w:val="center"/>
-          </w:tcPr>
-          <w:p>
-            <w:pPr>
-              <w:widowControl/>
-              <w:spacing w:after="0" w:line="259" w:lineRule="auto"/>
-            </w:pPr>
-            <w:r>
-              <w:rPr>
-                <w:color w:val="25313C"/>
-                <w:sz w:val="16"/>
-              </w:rPr>
-              <w:t>1</w:t>
-            </w:r>
-          </w:p>
-        </w:tc>
-        <w:tc>
-          <w:tcPr>
-            <w:tcW w:type="dxa" w:w="6660"/>
-            <w:tcMar>
-              <w:top w:w="80" w:type="dxa"/>
-              <w:start w:w="120" w:type="dxa"/>
-              <w:bottom w:w="80" w:type="dxa"/>
-              <w:end w:w="120" w:type="dxa"/>
-            </w:tcMar>
-            <w:vAlign w:val="center"/>
-          </w:tcPr>
-          <w:p>
-            <w:pPr>
-              <w:widowControl/>
-              <w:spacing w:after="0" w:line="259" w:lineRule="auto"/>
-            </w:pPr>
-            <w:r>
-              <w:rPr>
-                <w:color w:val="25313C"/>
-                <w:sz w:val="16"/>
-              </w:rPr>
-              <w:t>The chatbot understood the intent of my in-scope questions.</w:t>
-            </w:r>
-          </w:p>
-        </w:tc>
-        <w:tc>
-          <w:tcPr>
-            <w:tcW w:type="dxa" w:w="420"/>
-            <w:tcMar>
-              <w:top w:w="80" w:type="dxa"/>
-              <w:start w:w="120" w:type="dxa"/>
-              <w:bottom w:w="80" w:type="dxa"/>
-              <w:end w:w="120" w:type="dxa"/>
-            </w:tcMar>
-            <w:vAlign w:val="center"/>
-          </w:tcPr>
-          <w:p>
-            <w:pPr>
-              <w:widowControl/>
-              <w:spacing w:after="0" w:line="259" w:lineRule="auto"/>
-            </w:pPr>
-            <w:r>
-              <w:rPr>
-                <w:color w:val="25313C"/>
-                <w:sz w:val="16"/>
-              </w:rPr>
-              <w:t>○</w:t>
-            </w:r>
-          </w:p>
-        </w:tc>
-        <w:tc>
-          <w:tcPr>
-            <w:tcW w:type="dxa" w:w="420"/>
-            <w:tcMar>
-              <w:top w:w="80" w:type="dxa"/>
-              <w:start w:w="120" w:type="dxa"/>
-              <w:bottom w:w="80" w:type="dxa"/>
-              <w:end w:w="120" w:type="dxa"/>
-            </w:tcMar>
-            <w:vAlign w:val="center"/>
-          </w:tcPr>
-          <w:p>
-            <w:pPr>
-              <w:widowControl/>
-              <w:spacing w:after="0" w:line="259" w:lineRule="auto"/>
-            </w:pPr>
-            <w:r>
-              <w:rPr>
-                <w:color w:val="25313C"/>
-                <w:sz w:val="16"/>
-              </w:rPr>
-              <w:t>○</w:t>
-            </w:r>
-          </w:p>
-        </w:tc>
-        <w:tc>
-          <w:tcPr>
-            <w:tcW w:type="dxa" w:w="420"/>
-            <w:tcMar>
-              <w:top w:w="80" w:type="dxa"/>
-              <w:start w:w="120" w:type="dxa"/>
-              <w:bottom w:w="80" w:type="dxa"/>
-              <w:end w:w="120" w:type="dxa"/>
-            </w:tcMar>
-            <w:vAlign w:val="center"/>
-          </w:tcPr>
-          <w:p>
-            <w:pPr>
-              <w:widowControl/>
-              <w:spacing w:after="0" w:line="259" w:lineRule="auto"/>
-            </w:pPr>
-            <w:r>
-              <w:rPr>
-                <w:color w:val="25313C"/>
-                <w:sz w:val="16"/>
-              </w:rPr>
-              <w:t>○</w:t>
-            </w:r>
-          </w:p>
-        </w:tc>
-        <w:tc>
-          <w:tcPr>
-            <w:tcW w:type="dxa" w:w="420"/>
-            <w:tcMar>
-              <w:top w:w="80" w:type="dxa"/>
-              <w:start w:w="120" w:type="dxa"/>
-              <w:bottom w:w="80" w:type="dxa"/>
-              <w:end w:w="120" w:type="dxa"/>
-            </w:tcMar>
-            <w:vAlign w:val="center"/>
-          </w:tcPr>
-          <w:p>
-            <w:pPr>
-              <w:widowControl/>
-              <w:spacing w:after="0" w:line="259" w:lineRule="auto"/>
-            </w:pPr>
-            <w:r>
-              <w:rPr>
-                <w:color w:val="25313C"/>
-                <w:sz w:val="16"/>
-              </w:rPr>
-              <w:t>○</w:t>
-            </w:r>
-          </w:p>
-        </w:tc>
-        <w:tc>
-          <w:tcPr>
-            <w:tcW w:type="dxa" w:w="420"/>
-            <w:tcMar>
-              <w:top w:w="80" w:type="dxa"/>
-              <w:start w:w="120" w:type="dxa"/>
-              <w:bottom w:w="80" w:type="dxa"/>
-              <w:end w:w="120" w:type="dxa"/>
-            </w:tcMar>
-            <w:vAlign w:val="center"/>
-          </w:tcPr>
-          <w:p>
-            <w:pPr>
-              <w:widowControl/>
-              <w:spacing w:after="0" w:line="259" w:lineRule="auto"/>
-            </w:pPr>
-            <w:r>
-              <w:rPr>
-                <w:color w:val="25313C"/>
-                <w:sz w:val="16"/>
-              </w:rPr>
-              <w:t>○</w:t>
+            <w:tcW w:type="dxa" w:w="900"/>
+            <w:tcMar>
+              <w:top w:w="80" w:type="dxa"/>
+              <w:start w:w="120" w:type="dxa"/>
+              <w:bottom w:w="80" w:type="dxa"/>
+              <w:end w:w="120" w:type="dxa"/>
+            </w:tcMar>
+            <w:vAlign w:val="center"/>
+          </w:tcPr>
+          <w:p>
+            <w:pPr>
+              <w:widowControl/>
+              <w:spacing w:after="0" w:line="259" w:lineRule="auto"/>
+            </w:pPr>
+            <w:r>
+              <w:rPr>
+                <w:color w:val="25313C"/>
+                <w:sz w:val="17"/>
+              </w:rPr>
+              <w:t>Q1</w:t>
+            </w:r>
+          </w:p>
+        </w:tc>
+        <w:tc>
+          <w:tcPr>
+            <w:tcW w:type="dxa" w:w="8460"/>
+            <w:tcMar>
+              <w:top w:w="80" w:type="dxa"/>
+              <w:start w:w="120" w:type="dxa"/>
+              <w:bottom w:w="80" w:type="dxa"/>
+              <w:end w:w="120" w:type="dxa"/>
+            </w:tcMar>
+            <w:vAlign w:val="center"/>
+          </w:tcPr>
+          <w:p>
+            <w:pPr>
+              <w:widowControl/>
+              <w:spacing w:after="0" w:line="259" w:lineRule="auto"/>
+            </w:pPr>
+            <w:r>
+              <w:rPr>
+                <w:color w:val="25313C"/>
+                <w:sz w:val="17"/>
+              </w:rPr>
+              <w:t>The chatbot correctly understands student inquiry questions and intent.</w:t>
             </w:r>
           </w:p>
         </w:tc>
@@ -13136,7 +13518,7 @@
         </w:trPr>
         <w:tc>
           <w:tcPr>
-            <w:tcW w:type="dxa" w:w="600"/>
+            <w:tcW w:type="dxa" w:w="900"/>
             <w:shd w:fill="FAFBFC"/>
             <w:tcMar>
               <w:top w:w="80" w:type="dxa"/>
@@ -13154,15 +13536,15 @@
             <w:r>
               <w:rPr>
                 <w:color w:val="25313C"/>
-                <w:sz w:val="16"/>
-              </w:rPr>
-              <w:t>2</w:t>
-            </w:r>
-          </w:p>
-        </w:tc>
-        <w:tc>
-          <w:tcPr>
-            <w:tcW w:type="dxa" w:w="6660"/>
+                <w:sz w:val="17"/>
+              </w:rPr>
+              <w:t>Q2</w:t>
+            </w:r>
+          </w:p>
+        </w:tc>
+        <w:tc>
+          <w:tcPr>
+            <w:tcW w:type="dxa" w:w="8460"/>
             <w:shd w:fill="FAFBFC"/>
             <w:tcMar>
               <w:top w:w="80" w:type="dxa"/>
@@ -13180,139 +13562,9 @@
             <w:r>
               <w:rPr>
                 <w:color w:val="25313C"/>
-                <w:sz w:val="16"/>
-              </w:rPr>
-              <w:t>The answers were relevant to the questions I asked.</w:t>
-            </w:r>
-          </w:p>
-        </w:tc>
-        <w:tc>
-          <w:tcPr>
-            <w:tcW w:type="dxa" w:w="420"/>
-            <w:shd w:fill="FAFBFC"/>
-            <w:tcMar>
-              <w:top w:w="80" w:type="dxa"/>
-              <w:start w:w="120" w:type="dxa"/>
-              <w:bottom w:w="80" w:type="dxa"/>
-              <w:end w:w="120" w:type="dxa"/>
-            </w:tcMar>
-            <w:vAlign w:val="center"/>
-          </w:tcPr>
-          <w:p>
-            <w:pPr>
-              <w:widowControl/>
-              <w:spacing w:after="0" w:line="259" w:lineRule="auto"/>
-            </w:pPr>
-            <w:r>
-              <w:rPr>
-                <w:color w:val="25313C"/>
-                <w:sz w:val="16"/>
-              </w:rPr>
-              <w:t>○</w:t>
-            </w:r>
-          </w:p>
-        </w:tc>
-        <w:tc>
-          <w:tcPr>
-            <w:tcW w:type="dxa" w:w="420"/>
-            <w:shd w:fill="FAFBFC"/>
-            <w:tcMar>
-              <w:top w:w="80" w:type="dxa"/>
-              <w:start w:w="120" w:type="dxa"/>
-              <w:bottom w:w="80" w:type="dxa"/>
-              <w:end w:w="120" w:type="dxa"/>
-            </w:tcMar>
-            <w:vAlign w:val="center"/>
-          </w:tcPr>
-          <w:p>
-            <w:pPr>
-              <w:widowControl/>
-              <w:spacing w:after="0" w:line="259" w:lineRule="auto"/>
-            </w:pPr>
-            <w:r>
-              <w:rPr>
-                <w:color w:val="25313C"/>
-                <w:sz w:val="16"/>
-              </w:rPr>
-              <w:t>○</w:t>
-            </w:r>
-          </w:p>
-        </w:tc>
-        <w:tc>
-          <w:tcPr>
-            <w:tcW w:type="dxa" w:w="420"/>
-            <w:shd w:fill="FAFBFC"/>
-            <w:tcMar>
-              <w:top w:w="80" w:type="dxa"/>
-              <w:start w:w="120" w:type="dxa"/>
-              <w:bottom w:w="80" w:type="dxa"/>
-              <w:end w:w="120" w:type="dxa"/>
-            </w:tcMar>
-            <w:vAlign w:val="center"/>
-          </w:tcPr>
-          <w:p>
-            <w:pPr>
-              <w:widowControl/>
-              <w:spacing w:after="0" w:line="259" w:lineRule="auto"/>
-            </w:pPr>
-            <w:r>
-              <w:rPr>
-                <w:color w:val="25313C"/>
-                <w:sz w:val="16"/>
-              </w:rPr>
-              <w:t>○</w:t>
-            </w:r>
-          </w:p>
-        </w:tc>
-        <w:tc>
-          <w:tcPr>
-            <w:tcW w:type="dxa" w:w="420"/>
-            <w:shd w:fill="FAFBFC"/>
-            <w:tcMar>
-              <w:top w:w="80" w:type="dxa"/>
-              <w:start w:w="120" w:type="dxa"/>
-              <w:bottom w:w="80" w:type="dxa"/>
-              <w:end w:w="120" w:type="dxa"/>
-            </w:tcMar>
-            <w:vAlign w:val="center"/>
-          </w:tcPr>
-          <w:p>
-            <w:pPr>
-              <w:widowControl/>
-              <w:spacing w:after="0" w:line="259" w:lineRule="auto"/>
-            </w:pPr>
-            <w:r>
-              <w:rPr>
-                <w:color w:val="25313C"/>
-                <w:sz w:val="16"/>
-              </w:rPr>
-              <w:t>○</w:t>
-            </w:r>
-          </w:p>
-        </w:tc>
-        <w:tc>
-          <w:tcPr>
-            <w:tcW w:type="dxa" w:w="420"/>
-            <w:shd w:fill="FAFBFC"/>
-            <w:tcMar>
-              <w:top w:w="80" w:type="dxa"/>
-              <w:start w:w="120" w:type="dxa"/>
-              <w:bottom w:w="80" w:type="dxa"/>
-              <w:end w:w="120" w:type="dxa"/>
-            </w:tcMar>
-            <w:vAlign w:val="center"/>
-          </w:tcPr>
-          <w:p>
-            <w:pPr>
-              <w:widowControl/>
-              <w:spacing w:after="0" w:line="259" w:lineRule="auto"/>
-            </w:pPr>
-            <w:r>
-              <w:rPr>
-                <w:color w:val="25313C"/>
-                <w:sz w:val="16"/>
-              </w:rPr>
-              <w:t>○</w:t>
+                <w:sz w:val="17"/>
+              </w:rPr>
+              <w:t>The chatbot's answers are clear, informative, and relevant to university procedures.</w:t>
             </w:r>
           </w:p>
         </w:tc>
@@ -13323,176 +13575,51 @@
         </w:trPr>
         <w:tc>
           <w:tcPr>
-            <w:tcW w:type="dxa" w:w="600"/>
-            <w:tcMar>
-              <w:top w:w="80" w:type="dxa"/>
-              <w:start w:w="120" w:type="dxa"/>
-              <w:bottom w:w="80" w:type="dxa"/>
-              <w:end w:w="120" w:type="dxa"/>
-            </w:tcMar>
-            <w:vAlign w:val="center"/>
-          </w:tcPr>
-          <w:p>
-            <w:pPr>
-              <w:widowControl/>
-              <w:spacing w:after="0" w:line="259" w:lineRule="auto"/>
-            </w:pPr>
-            <w:r>
-              <w:rPr>
-                <w:color w:val="25313C"/>
-                <w:sz w:val="16"/>
-              </w:rPr>
-              <w:t>3</w:t>
-            </w:r>
-          </w:p>
-        </w:tc>
-        <w:tc>
-          <w:tcPr>
-            <w:tcW w:type="dxa" w:w="6660"/>
-            <w:tcMar>
-              <w:top w:w="80" w:type="dxa"/>
-              <w:start w:w="120" w:type="dxa"/>
-              <w:bottom w:w="80" w:type="dxa"/>
-              <w:end w:w="120" w:type="dxa"/>
-            </w:tcMar>
-            <w:vAlign w:val="center"/>
-          </w:tcPr>
-          <w:p>
-            <w:pPr>
-              <w:widowControl/>
-              <w:spacing w:after="0" w:line="259" w:lineRule="auto"/>
-            </w:pPr>
-            <w:r>
-              <w:rPr>
-                <w:color w:val="25313C"/>
-                <w:sz w:val="16"/>
-              </w:rPr>
-              <w:t>The answers were clear and easy to understand.</w:t>
-            </w:r>
-          </w:p>
-        </w:tc>
-        <w:tc>
-          <w:tcPr>
-            <w:tcW w:type="dxa" w:w="420"/>
-            <w:tcMar>
-              <w:top w:w="80" w:type="dxa"/>
-              <w:start w:w="120" w:type="dxa"/>
-              <w:bottom w:w="80" w:type="dxa"/>
-              <w:end w:w="120" w:type="dxa"/>
-            </w:tcMar>
-            <w:vAlign w:val="center"/>
-          </w:tcPr>
-          <w:p>
-            <w:pPr>
-              <w:widowControl/>
-              <w:spacing w:after="0" w:line="259" w:lineRule="auto"/>
-            </w:pPr>
-            <w:r>
-              <w:rPr>
-                <w:color w:val="25313C"/>
-                <w:sz w:val="16"/>
-              </w:rPr>
-              <w:t>○</w:t>
-            </w:r>
-          </w:p>
-        </w:tc>
-        <w:tc>
-          <w:tcPr>
-            <w:tcW w:type="dxa" w:w="420"/>
-            <w:tcMar>
-              <w:top w:w="80" w:type="dxa"/>
-              <w:start w:w="120" w:type="dxa"/>
-              <w:bottom w:w="80" w:type="dxa"/>
-              <w:end w:w="120" w:type="dxa"/>
-            </w:tcMar>
-            <w:vAlign w:val="center"/>
-          </w:tcPr>
-          <w:p>
-            <w:pPr>
-              <w:widowControl/>
-              <w:spacing w:after="0" w:line="259" w:lineRule="auto"/>
-            </w:pPr>
-            <w:r>
-              <w:rPr>
-                <w:color w:val="25313C"/>
-                <w:sz w:val="16"/>
-              </w:rPr>
-              <w:t>○</w:t>
-            </w:r>
-          </w:p>
-        </w:tc>
-        <w:tc>
-          <w:tcPr>
-            <w:tcW w:type="dxa" w:w="420"/>
-            <w:tcMar>
-              <w:top w:w="80" w:type="dxa"/>
-              <w:start w:w="120" w:type="dxa"/>
-              <w:bottom w:w="80" w:type="dxa"/>
-              <w:end w:w="120" w:type="dxa"/>
-            </w:tcMar>
-            <w:vAlign w:val="center"/>
-          </w:tcPr>
-          <w:p>
-            <w:pPr>
-              <w:widowControl/>
-              <w:spacing w:after="0" w:line="259" w:lineRule="auto"/>
-            </w:pPr>
-            <w:r>
-              <w:rPr>
-                <w:color w:val="25313C"/>
-                <w:sz w:val="16"/>
-              </w:rPr>
-              <w:t>○</w:t>
-            </w:r>
-          </w:p>
-        </w:tc>
-        <w:tc>
-          <w:tcPr>
-            <w:tcW w:type="dxa" w:w="420"/>
-            <w:tcMar>
-              <w:top w:w="80" w:type="dxa"/>
-              <w:start w:w="120" w:type="dxa"/>
-              <w:bottom w:w="80" w:type="dxa"/>
-              <w:end w:w="120" w:type="dxa"/>
-            </w:tcMar>
-            <w:vAlign w:val="center"/>
-          </w:tcPr>
-          <w:p>
-            <w:pPr>
-              <w:widowControl/>
-              <w:spacing w:after="0" w:line="259" w:lineRule="auto"/>
-            </w:pPr>
-            <w:r>
-              <w:rPr>
-                <w:color w:val="25313C"/>
-                <w:sz w:val="16"/>
-              </w:rPr>
-              <w:t>○</w:t>
-            </w:r>
-          </w:p>
-        </w:tc>
-        <w:tc>
-          <w:tcPr>
-            <w:tcW w:type="dxa" w:w="420"/>
-            <w:tcMar>
-              <w:top w:w="80" w:type="dxa"/>
-              <w:start w:w="120" w:type="dxa"/>
-              <w:bottom w:w="80" w:type="dxa"/>
-              <w:end w:w="120" w:type="dxa"/>
-            </w:tcMar>
-            <w:vAlign w:val="center"/>
-          </w:tcPr>
-          <w:p>
-            <w:pPr>
-              <w:widowControl/>
-              <w:spacing w:after="0" w:line="259" w:lineRule="auto"/>
-            </w:pPr>
-            <w:r>
-              <w:rPr>
-                <w:color w:val="25313C"/>
-                <w:sz w:val="16"/>
-              </w:rPr>
-              <w:t>○</w:t>
+            <w:tcW w:type="dxa" w:w="900"/>
+            <w:tcMar>
+              <w:top w:w="80" w:type="dxa"/>
+              <w:start w:w="120" w:type="dxa"/>
+              <w:bottom w:w="80" w:type="dxa"/>
+              <w:end w:w="120" w:type="dxa"/>
+            </w:tcMar>
+            <w:vAlign w:val="center"/>
+          </w:tcPr>
+          <w:p>
+            <w:pPr>
+              <w:widowControl/>
+              <w:spacing w:after="0" w:line="259" w:lineRule="auto"/>
+            </w:pPr>
+            <w:r>
+              <w:rPr>
+                <w:color w:val="25313C"/>
+                <w:sz w:val="17"/>
+              </w:rPr>
+              <w:t>Q3</w:t>
+            </w:r>
+          </w:p>
+        </w:tc>
+        <w:tc>
+          <w:tcPr>
+            <w:tcW w:type="dxa" w:w="8460"/>
+            <w:tcMar>
+              <w:top w:w="80" w:type="dxa"/>
+              <w:start w:w="120" w:type="dxa"/>
+              <w:bottom w:w="80" w:type="dxa"/>
+              <w:end w:w="120" w:type="dxa"/>
+            </w:tcMar>
+            <w:vAlign w:val="center"/>
+          </w:tcPr>
+          <w:p>
+            <w:pPr>
+              <w:widowControl/>
+              <w:spacing w:after="0" w:line="259" w:lineRule="auto"/>
+            </w:pPr>
+            <w:r>
+              <w:rPr>
+                <w:color w:val="25313C"/>
+                <w:sz w:val="17"/>
+              </w:rPr>
+              <w:t>The web user interface (Streamlit GUI) is easy to navigate and chat with.</w:t>
             </w:r>
           </w:p>
         </w:tc>
@@ -13503,7 +13630,7 @@
         </w:trPr>
         <w:tc>
           <w:tcPr>
-            <w:tcW w:type="dxa" w:w="600"/>
+            <w:tcW w:type="dxa" w:w="900"/>
             <w:shd w:fill="FAFBFC"/>
             <w:tcMar>
               <w:top w:w="80" w:type="dxa"/>
@@ -13521,15 +13648,15 @@
             <w:r>
               <w:rPr>
                 <w:color w:val="25313C"/>
-                <w:sz w:val="16"/>
-              </w:rPr>
-              <w:t>4</w:t>
-            </w:r>
-          </w:p>
-        </w:tc>
-        <w:tc>
-          <w:tcPr>
-            <w:tcW w:type="dxa" w:w="6660"/>
+                <w:sz w:val="17"/>
+              </w:rPr>
+              <w:t>Q4</w:t>
+            </w:r>
+          </w:p>
+        </w:tc>
+        <w:tc>
+          <w:tcPr>
+            <w:tcW w:type="dxa" w:w="8460"/>
             <w:shd w:fill="FAFBFC"/>
             <w:tcMar>
               <w:top w:w="80" w:type="dxa"/>
@@ -13547,139 +13674,9 @@
             <w:r>
               <w:rPr>
                 <w:color w:val="25313C"/>
-                <w:sz w:val="16"/>
-              </w:rPr>
-              <w:t>The fallback message was appropriate when the chatbot was uncertain.</w:t>
-            </w:r>
-          </w:p>
-        </w:tc>
-        <w:tc>
-          <w:tcPr>
-            <w:tcW w:type="dxa" w:w="420"/>
-            <w:shd w:fill="FAFBFC"/>
-            <w:tcMar>
-              <w:top w:w="80" w:type="dxa"/>
-              <w:start w:w="120" w:type="dxa"/>
-              <w:bottom w:w="80" w:type="dxa"/>
-              <w:end w:w="120" w:type="dxa"/>
-            </w:tcMar>
-            <w:vAlign w:val="center"/>
-          </w:tcPr>
-          <w:p>
-            <w:pPr>
-              <w:widowControl/>
-              <w:spacing w:after="0" w:line="259" w:lineRule="auto"/>
-            </w:pPr>
-            <w:r>
-              <w:rPr>
-                <w:color w:val="25313C"/>
-                <w:sz w:val="16"/>
-              </w:rPr>
-              <w:t>○</w:t>
-            </w:r>
-          </w:p>
-        </w:tc>
-        <w:tc>
-          <w:tcPr>
-            <w:tcW w:type="dxa" w:w="420"/>
-            <w:shd w:fill="FAFBFC"/>
-            <w:tcMar>
-              <w:top w:w="80" w:type="dxa"/>
-              <w:start w:w="120" w:type="dxa"/>
-              <w:bottom w:w="80" w:type="dxa"/>
-              <w:end w:w="120" w:type="dxa"/>
-            </w:tcMar>
-            <w:vAlign w:val="center"/>
-          </w:tcPr>
-          <w:p>
-            <w:pPr>
-              <w:widowControl/>
-              <w:spacing w:after="0" w:line="259" w:lineRule="auto"/>
-            </w:pPr>
-            <w:r>
-              <w:rPr>
-                <w:color w:val="25313C"/>
-                <w:sz w:val="16"/>
-              </w:rPr>
-              <w:t>○</w:t>
-            </w:r>
-          </w:p>
-        </w:tc>
-        <w:tc>
-          <w:tcPr>
-            <w:tcW w:type="dxa" w:w="420"/>
-            <w:shd w:fill="FAFBFC"/>
-            <w:tcMar>
-              <w:top w:w="80" w:type="dxa"/>
-              <w:start w:w="120" w:type="dxa"/>
-              <w:bottom w:w="80" w:type="dxa"/>
-              <w:end w:w="120" w:type="dxa"/>
-            </w:tcMar>
-            <w:vAlign w:val="center"/>
-          </w:tcPr>
-          <w:p>
-            <w:pPr>
-              <w:widowControl/>
-              <w:spacing w:after="0" w:line="259" w:lineRule="auto"/>
-            </w:pPr>
-            <w:r>
-              <w:rPr>
-                <w:color w:val="25313C"/>
-                <w:sz w:val="16"/>
-              </w:rPr>
-              <w:t>○</w:t>
-            </w:r>
-          </w:p>
-        </w:tc>
-        <w:tc>
-          <w:tcPr>
-            <w:tcW w:type="dxa" w:w="420"/>
-            <w:shd w:fill="FAFBFC"/>
-            <w:tcMar>
-              <w:top w:w="80" w:type="dxa"/>
-              <w:start w:w="120" w:type="dxa"/>
-              <w:bottom w:w="80" w:type="dxa"/>
-              <w:end w:w="120" w:type="dxa"/>
-            </w:tcMar>
-            <w:vAlign w:val="center"/>
-          </w:tcPr>
-          <w:p>
-            <w:pPr>
-              <w:widowControl/>
-              <w:spacing w:after="0" w:line="259" w:lineRule="auto"/>
-            </w:pPr>
-            <w:r>
-              <w:rPr>
-                <w:color w:val="25313C"/>
-                <w:sz w:val="16"/>
-              </w:rPr>
-              <w:t>○</w:t>
-            </w:r>
-          </w:p>
-        </w:tc>
-        <w:tc>
-          <w:tcPr>
-            <w:tcW w:type="dxa" w:w="420"/>
-            <w:shd w:fill="FAFBFC"/>
-            <w:tcMar>
-              <w:top w:w="80" w:type="dxa"/>
-              <w:start w:w="120" w:type="dxa"/>
-              <w:bottom w:w="80" w:type="dxa"/>
-              <w:end w:w="120" w:type="dxa"/>
-            </w:tcMar>
-            <w:vAlign w:val="center"/>
-          </w:tcPr>
-          <w:p>
-            <w:pPr>
-              <w:widowControl/>
-              <w:spacing w:after="0" w:line="259" w:lineRule="auto"/>
-            </w:pPr>
-            <w:r>
-              <w:rPr>
-                <w:color w:val="25313C"/>
-                <w:sz w:val="16"/>
-              </w:rPr>
-              <w:t>○</w:t>
+                <w:sz w:val="17"/>
+              </w:rPr>
+              <w:t>The chatbot responds promptly without noticeable delay.</w:t>
             </w:r>
           </w:p>
         </w:tc>
@@ -13690,910 +13687,51 @@
         </w:trPr>
         <w:tc>
           <w:tcPr>
-            <w:tcW w:type="dxa" w:w="600"/>
-            <w:tcMar>
-              <w:top w:w="80" w:type="dxa"/>
-              <w:start w:w="120" w:type="dxa"/>
-              <w:bottom w:w="80" w:type="dxa"/>
-              <w:end w:w="120" w:type="dxa"/>
-            </w:tcMar>
-            <w:vAlign w:val="center"/>
-          </w:tcPr>
-          <w:p>
-            <w:pPr>
-              <w:widowControl/>
-              <w:spacing w:after="0" w:line="259" w:lineRule="auto"/>
-            </w:pPr>
-            <w:r>
-              <w:rPr>
-                <w:color w:val="25313C"/>
-                <w:sz w:val="16"/>
-              </w:rPr>
-              <w:t>5</w:t>
-            </w:r>
-          </w:p>
-        </w:tc>
-        <w:tc>
-          <w:tcPr>
-            <w:tcW w:type="dxa" w:w="6660"/>
-            <w:tcMar>
-              <w:top w:w="80" w:type="dxa"/>
-              <w:start w:w="120" w:type="dxa"/>
-              <w:bottom w:w="80" w:type="dxa"/>
-              <w:end w:w="120" w:type="dxa"/>
-            </w:tcMar>
-            <w:vAlign w:val="center"/>
-          </w:tcPr>
-          <w:p>
-            <w:pPr>
-              <w:widowControl/>
-              <w:spacing w:after="0" w:line="259" w:lineRule="auto"/>
-            </w:pPr>
-            <w:r>
-              <w:rPr>
-                <w:color w:val="25313C"/>
-                <w:sz w:val="16"/>
-              </w:rPr>
-              <w:t>The interface was easy to navigate.</w:t>
-            </w:r>
-          </w:p>
-        </w:tc>
-        <w:tc>
-          <w:tcPr>
-            <w:tcW w:type="dxa" w:w="420"/>
-            <w:tcMar>
-              <w:top w:w="80" w:type="dxa"/>
-              <w:start w:w="120" w:type="dxa"/>
-              <w:bottom w:w="80" w:type="dxa"/>
-              <w:end w:w="120" w:type="dxa"/>
-            </w:tcMar>
-            <w:vAlign w:val="center"/>
-          </w:tcPr>
-          <w:p>
-            <w:pPr>
-              <w:widowControl/>
-              <w:spacing w:after="0" w:line="259" w:lineRule="auto"/>
-            </w:pPr>
-            <w:r>
-              <w:rPr>
-                <w:color w:val="25313C"/>
-                <w:sz w:val="16"/>
-              </w:rPr>
-              <w:t>○</w:t>
-            </w:r>
-          </w:p>
-        </w:tc>
-        <w:tc>
-          <w:tcPr>
-            <w:tcW w:type="dxa" w:w="420"/>
-            <w:tcMar>
-              <w:top w:w="80" w:type="dxa"/>
-              <w:start w:w="120" w:type="dxa"/>
-              <w:bottom w:w="80" w:type="dxa"/>
-              <w:end w:w="120" w:type="dxa"/>
-            </w:tcMar>
-            <w:vAlign w:val="center"/>
-          </w:tcPr>
-          <w:p>
-            <w:pPr>
-              <w:widowControl/>
-              <w:spacing w:after="0" w:line="259" w:lineRule="auto"/>
-            </w:pPr>
-            <w:r>
-              <w:rPr>
-                <w:color w:val="25313C"/>
-                <w:sz w:val="16"/>
-              </w:rPr>
-              <w:t>○</w:t>
-            </w:r>
-          </w:p>
-        </w:tc>
-        <w:tc>
-          <w:tcPr>
-            <w:tcW w:type="dxa" w:w="420"/>
-            <w:tcMar>
-              <w:top w:w="80" w:type="dxa"/>
-              <w:start w:w="120" w:type="dxa"/>
-              <w:bottom w:w="80" w:type="dxa"/>
-              <w:end w:w="120" w:type="dxa"/>
-            </w:tcMar>
-            <w:vAlign w:val="center"/>
-          </w:tcPr>
-          <w:p>
-            <w:pPr>
-              <w:widowControl/>
-              <w:spacing w:after="0" w:line="259" w:lineRule="auto"/>
-            </w:pPr>
-            <w:r>
-              <w:rPr>
-                <w:color w:val="25313C"/>
-                <w:sz w:val="16"/>
-              </w:rPr>
-              <w:t>○</w:t>
-            </w:r>
-          </w:p>
-        </w:tc>
-        <w:tc>
-          <w:tcPr>
-            <w:tcW w:type="dxa" w:w="420"/>
-            <w:tcMar>
-              <w:top w:w="80" w:type="dxa"/>
-              <w:start w:w="120" w:type="dxa"/>
-              <w:bottom w:w="80" w:type="dxa"/>
-              <w:end w:w="120" w:type="dxa"/>
-            </w:tcMar>
-            <w:vAlign w:val="center"/>
-          </w:tcPr>
-          <w:p>
-            <w:pPr>
-              <w:widowControl/>
-              <w:spacing w:after="0" w:line="259" w:lineRule="auto"/>
-            </w:pPr>
-            <w:r>
-              <w:rPr>
-                <w:color w:val="25313C"/>
-                <w:sz w:val="16"/>
-              </w:rPr>
-              <w:t>○</w:t>
-            </w:r>
-          </w:p>
-        </w:tc>
-        <w:tc>
-          <w:tcPr>
-            <w:tcW w:type="dxa" w:w="420"/>
-            <w:tcMar>
-              <w:top w:w="80" w:type="dxa"/>
-              <w:start w:w="120" w:type="dxa"/>
-              <w:bottom w:w="80" w:type="dxa"/>
-              <w:end w:w="120" w:type="dxa"/>
-            </w:tcMar>
-            <w:vAlign w:val="center"/>
-          </w:tcPr>
-          <w:p>
-            <w:pPr>
-              <w:widowControl/>
-              <w:spacing w:after="0" w:line="259" w:lineRule="auto"/>
-            </w:pPr>
-            <w:r>
-              <w:rPr>
-                <w:color w:val="25313C"/>
-                <w:sz w:val="16"/>
-              </w:rPr>
-              <w:t>○</w:t>
-            </w:r>
-          </w:p>
-        </w:tc>
-      </w:tr>
-      <w:tr>
-        <w:trPr>
-          <w:cantSplit/>
-        </w:trPr>
-        <w:tc>
-          <w:tcPr>
-            <w:tcW w:type="dxa" w:w="600"/>
-            <w:shd w:fill="FAFBFC"/>
-            <w:tcMar>
-              <w:top w:w="80" w:type="dxa"/>
-              <w:start w:w="120" w:type="dxa"/>
-              <w:bottom w:w="80" w:type="dxa"/>
-              <w:end w:w="120" w:type="dxa"/>
-            </w:tcMar>
-            <w:vAlign w:val="center"/>
-          </w:tcPr>
-          <w:p>
-            <w:pPr>
-              <w:widowControl/>
-              <w:spacing w:after="0" w:line="259" w:lineRule="auto"/>
-            </w:pPr>
-            <w:r>
-              <w:rPr>
-                <w:color w:val="25313C"/>
-                <w:sz w:val="16"/>
-              </w:rPr>
-              <w:t>6</w:t>
-            </w:r>
-          </w:p>
-        </w:tc>
-        <w:tc>
-          <w:tcPr>
-            <w:tcW w:type="dxa" w:w="6660"/>
-            <w:shd w:fill="FAFBFC"/>
-            <w:tcMar>
-              <w:top w:w="80" w:type="dxa"/>
-              <w:start w:w="120" w:type="dxa"/>
-              <w:bottom w:w="80" w:type="dxa"/>
-              <w:end w:w="120" w:type="dxa"/>
-            </w:tcMar>
-            <w:vAlign w:val="center"/>
-          </w:tcPr>
-          <w:p>
-            <w:pPr>
-              <w:widowControl/>
-              <w:spacing w:after="0" w:line="259" w:lineRule="auto"/>
-            </w:pPr>
-            <w:r>
-              <w:rPr>
-                <w:color w:val="25313C"/>
-                <w:sz w:val="16"/>
-              </w:rPr>
-              <w:t>The response time was acceptable.</w:t>
-            </w:r>
-          </w:p>
-        </w:tc>
-        <w:tc>
-          <w:tcPr>
-            <w:tcW w:type="dxa" w:w="420"/>
-            <w:shd w:fill="FAFBFC"/>
-            <w:tcMar>
-              <w:top w:w="80" w:type="dxa"/>
-              <w:start w:w="120" w:type="dxa"/>
-              <w:bottom w:w="80" w:type="dxa"/>
-              <w:end w:w="120" w:type="dxa"/>
-            </w:tcMar>
-            <w:vAlign w:val="center"/>
-          </w:tcPr>
-          <w:p>
-            <w:pPr>
-              <w:widowControl/>
-              <w:spacing w:after="0" w:line="259" w:lineRule="auto"/>
-            </w:pPr>
-            <w:r>
-              <w:rPr>
-                <w:color w:val="25313C"/>
-                <w:sz w:val="16"/>
-              </w:rPr>
-              <w:t>○</w:t>
-            </w:r>
-          </w:p>
-        </w:tc>
-        <w:tc>
-          <w:tcPr>
-            <w:tcW w:type="dxa" w:w="420"/>
-            <w:shd w:fill="FAFBFC"/>
-            <w:tcMar>
-              <w:top w:w="80" w:type="dxa"/>
-              <w:start w:w="120" w:type="dxa"/>
-              <w:bottom w:w="80" w:type="dxa"/>
-              <w:end w:w="120" w:type="dxa"/>
-            </w:tcMar>
-            <w:vAlign w:val="center"/>
-          </w:tcPr>
-          <w:p>
-            <w:pPr>
-              <w:widowControl/>
-              <w:spacing w:after="0" w:line="259" w:lineRule="auto"/>
-            </w:pPr>
-            <w:r>
-              <w:rPr>
-                <w:color w:val="25313C"/>
-                <w:sz w:val="16"/>
-              </w:rPr>
-              <w:t>○</w:t>
-            </w:r>
-          </w:p>
-        </w:tc>
-        <w:tc>
-          <w:tcPr>
-            <w:tcW w:type="dxa" w:w="420"/>
-            <w:shd w:fill="FAFBFC"/>
-            <w:tcMar>
-              <w:top w:w="80" w:type="dxa"/>
-              <w:start w:w="120" w:type="dxa"/>
-              <w:bottom w:w="80" w:type="dxa"/>
-              <w:end w:w="120" w:type="dxa"/>
-            </w:tcMar>
-            <w:vAlign w:val="center"/>
-          </w:tcPr>
-          <w:p>
-            <w:pPr>
-              <w:widowControl/>
-              <w:spacing w:after="0" w:line="259" w:lineRule="auto"/>
-            </w:pPr>
-            <w:r>
-              <w:rPr>
-                <w:color w:val="25313C"/>
-                <w:sz w:val="16"/>
-              </w:rPr>
-              <w:t>○</w:t>
-            </w:r>
-          </w:p>
-        </w:tc>
-        <w:tc>
-          <w:tcPr>
-            <w:tcW w:type="dxa" w:w="420"/>
-            <w:shd w:fill="FAFBFC"/>
-            <w:tcMar>
-              <w:top w:w="80" w:type="dxa"/>
-              <w:start w:w="120" w:type="dxa"/>
-              <w:bottom w:w="80" w:type="dxa"/>
-              <w:end w:w="120" w:type="dxa"/>
-            </w:tcMar>
-            <w:vAlign w:val="center"/>
-          </w:tcPr>
-          <w:p>
-            <w:pPr>
-              <w:widowControl/>
-              <w:spacing w:after="0" w:line="259" w:lineRule="auto"/>
-            </w:pPr>
-            <w:r>
-              <w:rPr>
-                <w:color w:val="25313C"/>
-                <w:sz w:val="16"/>
-              </w:rPr>
-              <w:t>○</w:t>
-            </w:r>
-          </w:p>
-        </w:tc>
-        <w:tc>
-          <w:tcPr>
-            <w:tcW w:type="dxa" w:w="420"/>
-            <w:shd w:fill="FAFBFC"/>
-            <w:tcMar>
-              <w:top w:w="80" w:type="dxa"/>
-              <w:start w:w="120" w:type="dxa"/>
-              <w:bottom w:w="80" w:type="dxa"/>
-              <w:end w:w="120" w:type="dxa"/>
-            </w:tcMar>
-            <w:vAlign w:val="center"/>
-          </w:tcPr>
-          <w:p>
-            <w:pPr>
-              <w:widowControl/>
-              <w:spacing w:after="0" w:line="259" w:lineRule="auto"/>
-            </w:pPr>
-            <w:r>
-              <w:rPr>
-                <w:color w:val="25313C"/>
-                <w:sz w:val="16"/>
-              </w:rPr>
-              <w:t>○</w:t>
-            </w:r>
-          </w:p>
-        </w:tc>
-      </w:tr>
-      <w:tr>
-        <w:trPr>
-          <w:cantSplit/>
-        </w:trPr>
-        <w:tc>
-          <w:tcPr>
-            <w:tcW w:type="dxa" w:w="600"/>
-            <w:tcMar>
-              <w:top w:w="80" w:type="dxa"/>
-              <w:start w:w="120" w:type="dxa"/>
-              <w:bottom w:w="80" w:type="dxa"/>
-              <w:end w:w="120" w:type="dxa"/>
-            </w:tcMar>
-            <w:vAlign w:val="center"/>
-          </w:tcPr>
-          <w:p>
-            <w:pPr>
-              <w:widowControl/>
-              <w:spacing w:after="0" w:line="259" w:lineRule="auto"/>
-            </w:pPr>
-            <w:r>
-              <w:rPr>
-                <w:color w:val="25313C"/>
-                <w:sz w:val="16"/>
-              </w:rPr>
-              <w:t>7</w:t>
-            </w:r>
-          </w:p>
-        </w:tc>
-        <w:tc>
-          <w:tcPr>
-            <w:tcW w:type="dxa" w:w="6660"/>
-            <w:tcMar>
-              <w:top w:w="80" w:type="dxa"/>
-              <w:start w:w="120" w:type="dxa"/>
-              <w:bottom w:w="80" w:type="dxa"/>
-              <w:end w:w="120" w:type="dxa"/>
-            </w:tcMar>
-            <w:vAlign w:val="center"/>
-          </w:tcPr>
-          <w:p>
-            <w:pPr>
-              <w:widowControl/>
-              <w:spacing w:after="0" w:line="259" w:lineRule="auto"/>
-            </w:pPr>
-            <w:r>
-              <w:rPr>
-                <w:color w:val="25313C"/>
-                <w:sz w:val="16"/>
-              </w:rPr>
-              <w:t>Official source links, when provided, were useful.</w:t>
-            </w:r>
-          </w:p>
-        </w:tc>
-        <w:tc>
-          <w:tcPr>
-            <w:tcW w:type="dxa" w:w="420"/>
-            <w:tcMar>
-              <w:top w:w="80" w:type="dxa"/>
-              <w:start w:w="120" w:type="dxa"/>
-              <w:bottom w:w="80" w:type="dxa"/>
-              <w:end w:w="120" w:type="dxa"/>
-            </w:tcMar>
-            <w:vAlign w:val="center"/>
-          </w:tcPr>
-          <w:p>
-            <w:pPr>
-              <w:widowControl/>
-              <w:spacing w:after="0" w:line="259" w:lineRule="auto"/>
-            </w:pPr>
-            <w:r>
-              <w:rPr>
-                <w:color w:val="25313C"/>
-                <w:sz w:val="16"/>
-              </w:rPr>
-              <w:t>○</w:t>
-            </w:r>
-          </w:p>
-        </w:tc>
-        <w:tc>
-          <w:tcPr>
-            <w:tcW w:type="dxa" w:w="420"/>
-            <w:tcMar>
-              <w:top w:w="80" w:type="dxa"/>
-              <w:start w:w="120" w:type="dxa"/>
-              <w:bottom w:w="80" w:type="dxa"/>
-              <w:end w:w="120" w:type="dxa"/>
-            </w:tcMar>
-            <w:vAlign w:val="center"/>
-          </w:tcPr>
-          <w:p>
-            <w:pPr>
-              <w:widowControl/>
-              <w:spacing w:after="0" w:line="259" w:lineRule="auto"/>
-            </w:pPr>
-            <w:r>
-              <w:rPr>
-                <w:color w:val="25313C"/>
-                <w:sz w:val="16"/>
-              </w:rPr>
-              <w:t>○</w:t>
-            </w:r>
-          </w:p>
-        </w:tc>
-        <w:tc>
-          <w:tcPr>
-            <w:tcW w:type="dxa" w:w="420"/>
-            <w:tcMar>
-              <w:top w:w="80" w:type="dxa"/>
-              <w:start w:w="120" w:type="dxa"/>
-              <w:bottom w:w="80" w:type="dxa"/>
-              <w:end w:w="120" w:type="dxa"/>
-            </w:tcMar>
-            <w:vAlign w:val="center"/>
-          </w:tcPr>
-          <w:p>
-            <w:pPr>
-              <w:widowControl/>
-              <w:spacing w:after="0" w:line="259" w:lineRule="auto"/>
-            </w:pPr>
-            <w:r>
-              <w:rPr>
-                <w:color w:val="25313C"/>
-                <w:sz w:val="16"/>
-              </w:rPr>
-              <w:t>○</w:t>
-            </w:r>
-          </w:p>
-        </w:tc>
-        <w:tc>
-          <w:tcPr>
-            <w:tcW w:type="dxa" w:w="420"/>
-            <w:tcMar>
-              <w:top w:w="80" w:type="dxa"/>
-              <w:start w:w="120" w:type="dxa"/>
-              <w:bottom w:w="80" w:type="dxa"/>
-              <w:end w:w="120" w:type="dxa"/>
-            </w:tcMar>
-            <w:vAlign w:val="center"/>
-          </w:tcPr>
-          <w:p>
-            <w:pPr>
-              <w:widowControl/>
-              <w:spacing w:after="0" w:line="259" w:lineRule="auto"/>
-            </w:pPr>
-            <w:r>
-              <w:rPr>
-                <w:color w:val="25313C"/>
-                <w:sz w:val="16"/>
-              </w:rPr>
-              <w:t>○</w:t>
-            </w:r>
-          </w:p>
-        </w:tc>
-        <w:tc>
-          <w:tcPr>
-            <w:tcW w:type="dxa" w:w="420"/>
-            <w:tcMar>
-              <w:top w:w="80" w:type="dxa"/>
-              <w:start w:w="120" w:type="dxa"/>
-              <w:bottom w:w="80" w:type="dxa"/>
-              <w:end w:w="120" w:type="dxa"/>
-            </w:tcMar>
-            <w:vAlign w:val="center"/>
-          </w:tcPr>
-          <w:p>
-            <w:pPr>
-              <w:widowControl/>
-              <w:spacing w:after="0" w:line="259" w:lineRule="auto"/>
-            </w:pPr>
-            <w:r>
-              <w:rPr>
-                <w:color w:val="25313C"/>
-                <w:sz w:val="16"/>
-              </w:rPr>
-              <w:t>○</w:t>
-            </w:r>
-          </w:p>
-        </w:tc>
-      </w:tr>
-      <w:tr>
-        <w:trPr>
-          <w:cantSplit/>
-        </w:trPr>
-        <w:tc>
-          <w:tcPr>
-            <w:tcW w:type="dxa" w:w="600"/>
-            <w:shd w:fill="FAFBFC"/>
-            <w:tcMar>
-              <w:top w:w="80" w:type="dxa"/>
-              <w:start w:w="120" w:type="dxa"/>
-              <w:bottom w:w="80" w:type="dxa"/>
-              <w:end w:w="120" w:type="dxa"/>
-            </w:tcMar>
-            <w:vAlign w:val="center"/>
-          </w:tcPr>
-          <w:p>
-            <w:pPr>
-              <w:widowControl/>
-              <w:spacing w:after="0" w:line="259" w:lineRule="auto"/>
-            </w:pPr>
-            <w:r>
-              <w:rPr>
-                <w:color w:val="25313C"/>
-                <w:sz w:val="16"/>
-              </w:rPr>
-              <w:t>8</w:t>
-            </w:r>
-          </w:p>
-        </w:tc>
-        <w:tc>
-          <w:tcPr>
-            <w:tcW w:type="dxa" w:w="6660"/>
-            <w:shd w:fill="FAFBFC"/>
-            <w:tcMar>
-              <w:top w:w="80" w:type="dxa"/>
-              <w:start w:w="120" w:type="dxa"/>
-              <w:bottom w:w="80" w:type="dxa"/>
-              <w:end w:w="120" w:type="dxa"/>
-            </w:tcMar>
-            <w:vAlign w:val="center"/>
-          </w:tcPr>
-          <w:p>
-            <w:pPr>
-              <w:widowControl/>
-              <w:spacing w:after="0" w:line="259" w:lineRule="auto"/>
-            </w:pPr>
-            <w:r>
-              <w:rPr>
-                <w:color w:val="25313C"/>
-                <w:sz w:val="16"/>
-              </w:rPr>
-              <w:t>I would use this chatbot as a first step for common university enquiries.</w:t>
-            </w:r>
-          </w:p>
-        </w:tc>
-        <w:tc>
-          <w:tcPr>
-            <w:tcW w:type="dxa" w:w="420"/>
-            <w:shd w:fill="FAFBFC"/>
-            <w:tcMar>
-              <w:top w:w="80" w:type="dxa"/>
-              <w:start w:w="120" w:type="dxa"/>
-              <w:bottom w:w="80" w:type="dxa"/>
-              <w:end w:w="120" w:type="dxa"/>
-            </w:tcMar>
-            <w:vAlign w:val="center"/>
-          </w:tcPr>
-          <w:p>
-            <w:pPr>
-              <w:widowControl/>
-              <w:spacing w:after="0" w:line="259" w:lineRule="auto"/>
-            </w:pPr>
-            <w:r>
-              <w:rPr>
-                <w:color w:val="25313C"/>
-                <w:sz w:val="16"/>
-              </w:rPr>
-              <w:t>○</w:t>
-            </w:r>
-          </w:p>
-        </w:tc>
-        <w:tc>
-          <w:tcPr>
-            <w:tcW w:type="dxa" w:w="420"/>
-            <w:shd w:fill="FAFBFC"/>
-            <w:tcMar>
-              <w:top w:w="80" w:type="dxa"/>
-              <w:start w:w="120" w:type="dxa"/>
-              <w:bottom w:w="80" w:type="dxa"/>
-              <w:end w:w="120" w:type="dxa"/>
-            </w:tcMar>
-            <w:vAlign w:val="center"/>
-          </w:tcPr>
-          <w:p>
-            <w:pPr>
-              <w:widowControl/>
-              <w:spacing w:after="0" w:line="259" w:lineRule="auto"/>
-            </w:pPr>
-            <w:r>
-              <w:rPr>
-                <w:color w:val="25313C"/>
-                <w:sz w:val="16"/>
-              </w:rPr>
-              <w:t>○</w:t>
-            </w:r>
-          </w:p>
-        </w:tc>
-        <w:tc>
-          <w:tcPr>
-            <w:tcW w:type="dxa" w:w="420"/>
-            <w:shd w:fill="FAFBFC"/>
-            <w:tcMar>
-              <w:top w:w="80" w:type="dxa"/>
-              <w:start w:w="120" w:type="dxa"/>
-              <w:bottom w:w="80" w:type="dxa"/>
-              <w:end w:w="120" w:type="dxa"/>
-            </w:tcMar>
-            <w:vAlign w:val="center"/>
-          </w:tcPr>
-          <w:p>
-            <w:pPr>
-              <w:widowControl/>
-              <w:spacing w:after="0" w:line="259" w:lineRule="auto"/>
-            </w:pPr>
-            <w:r>
-              <w:rPr>
-                <w:color w:val="25313C"/>
-                <w:sz w:val="16"/>
-              </w:rPr>
-              <w:t>○</w:t>
-            </w:r>
-          </w:p>
-        </w:tc>
-        <w:tc>
-          <w:tcPr>
-            <w:tcW w:type="dxa" w:w="420"/>
-            <w:shd w:fill="FAFBFC"/>
-            <w:tcMar>
-              <w:top w:w="80" w:type="dxa"/>
-              <w:start w:w="120" w:type="dxa"/>
-              <w:bottom w:w="80" w:type="dxa"/>
-              <w:end w:w="120" w:type="dxa"/>
-            </w:tcMar>
-            <w:vAlign w:val="center"/>
-          </w:tcPr>
-          <w:p>
-            <w:pPr>
-              <w:widowControl/>
-              <w:spacing w:after="0" w:line="259" w:lineRule="auto"/>
-            </w:pPr>
-            <w:r>
-              <w:rPr>
-                <w:color w:val="25313C"/>
-                <w:sz w:val="16"/>
-              </w:rPr>
-              <w:t>○</w:t>
-            </w:r>
-          </w:p>
-        </w:tc>
-        <w:tc>
-          <w:tcPr>
-            <w:tcW w:type="dxa" w:w="420"/>
-            <w:shd w:fill="FAFBFC"/>
-            <w:tcMar>
-              <w:top w:w="80" w:type="dxa"/>
-              <w:start w:w="120" w:type="dxa"/>
-              <w:bottom w:w="80" w:type="dxa"/>
-              <w:end w:w="120" w:type="dxa"/>
-            </w:tcMar>
-            <w:vAlign w:val="center"/>
-          </w:tcPr>
-          <w:p>
-            <w:pPr>
-              <w:widowControl/>
-              <w:spacing w:after="0" w:line="259" w:lineRule="auto"/>
-            </w:pPr>
-            <w:r>
-              <w:rPr>
-                <w:color w:val="25313C"/>
-                <w:sz w:val="16"/>
-              </w:rPr>
-              <w:t>○</w:t>
-            </w:r>
-          </w:p>
-        </w:tc>
-      </w:tr>
-      <w:tr>
-        <w:trPr>
-          <w:cantSplit/>
-        </w:trPr>
-        <w:tc>
-          <w:tcPr>
-            <w:tcW w:type="dxa" w:w="600"/>
-            <w:tcMar>
-              <w:top w:w="80" w:type="dxa"/>
-              <w:start w:w="120" w:type="dxa"/>
-              <w:bottom w:w="80" w:type="dxa"/>
-              <w:end w:w="120" w:type="dxa"/>
-            </w:tcMar>
-            <w:vAlign w:val="center"/>
-          </w:tcPr>
-          <w:p>
-            <w:pPr>
-              <w:widowControl/>
-              <w:spacing w:after="0" w:line="259" w:lineRule="auto"/>
-            </w:pPr>
-            <w:r>
-              <w:rPr>
-                <w:color w:val="25313C"/>
-                <w:sz w:val="16"/>
-              </w:rPr>
-              <w:t>9</w:t>
-            </w:r>
-          </w:p>
-        </w:tc>
-        <w:tc>
-          <w:tcPr>
-            <w:tcW w:type="dxa" w:w="6660"/>
-            <w:tcMar>
-              <w:top w:w="80" w:type="dxa"/>
-              <w:start w:w="120" w:type="dxa"/>
-              <w:bottom w:w="80" w:type="dxa"/>
-              <w:end w:w="120" w:type="dxa"/>
-            </w:tcMar>
-            <w:vAlign w:val="center"/>
-          </w:tcPr>
-          <w:p>
-            <w:pPr>
-              <w:widowControl/>
-              <w:spacing w:after="0" w:line="259" w:lineRule="auto"/>
-            </w:pPr>
-            <w:r>
-              <w:rPr>
-                <w:color w:val="25313C"/>
-                <w:sz w:val="16"/>
-              </w:rPr>
-              <w:t>Overall, I was satisfied with this prototype.</w:t>
-            </w:r>
-          </w:p>
-        </w:tc>
-        <w:tc>
-          <w:tcPr>
-            <w:tcW w:type="dxa" w:w="420"/>
-            <w:tcMar>
-              <w:top w:w="80" w:type="dxa"/>
-              <w:start w:w="120" w:type="dxa"/>
-              <w:bottom w:w="80" w:type="dxa"/>
-              <w:end w:w="120" w:type="dxa"/>
-            </w:tcMar>
-            <w:vAlign w:val="center"/>
-          </w:tcPr>
-          <w:p>
-            <w:pPr>
-              <w:widowControl/>
-              <w:spacing w:after="0" w:line="259" w:lineRule="auto"/>
-            </w:pPr>
-            <w:r>
-              <w:rPr>
-                <w:color w:val="25313C"/>
-                <w:sz w:val="16"/>
-              </w:rPr>
-              <w:t>○</w:t>
-            </w:r>
-          </w:p>
-        </w:tc>
-        <w:tc>
-          <w:tcPr>
-            <w:tcW w:type="dxa" w:w="420"/>
-            <w:tcMar>
-              <w:top w:w="80" w:type="dxa"/>
-              <w:start w:w="120" w:type="dxa"/>
-              <w:bottom w:w="80" w:type="dxa"/>
-              <w:end w:w="120" w:type="dxa"/>
-            </w:tcMar>
-            <w:vAlign w:val="center"/>
-          </w:tcPr>
-          <w:p>
-            <w:pPr>
-              <w:widowControl/>
-              <w:spacing w:after="0" w:line="259" w:lineRule="auto"/>
-            </w:pPr>
-            <w:r>
-              <w:rPr>
-                <w:color w:val="25313C"/>
-                <w:sz w:val="16"/>
-              </w:rPr>
-              <w:t>○</w:t>
-            </w:r>
-          </w:p>
-        </w:tc>
-        <w:tc>
-          <w:tcPr>
-            <w:tcW w:type="dxa" w:w="420"/>
-            <w:tcMar>
-              <w:top w:w="80" w:type="dxa"/>
-              <w:start w:w="120" w:type="dxa"/>
-              <w:bottom w:w="80" w:type="dxa"/>
-              <w:end w:w="120" w:type="dxa"/>
-            </w:tcMar>
-            <w:vAlign w:val="center"/>
-          </w:tcPr>
-          <w:p>
-            <w:pPr>
-              <w:widowControl/>
-              <w:spacing w:after="0" w:line="259" w:lineRule="auto"/>
-            </w:pPr>
-            <w:r>
-              <w:rPr>
-                <w:color w:val="25313C"/>
-                <w:sz w:val="16"/>
-              </w:rPr>
-              <w:t>○</w:t>
-            </w:r>
-          </w:p>
-        </w:tc>
-        <w:tc>
-          <w:tcPr>
-            <w:tcW w:type="dxa" w:w="420"/>
-            <w:tcMar>
-              <w:top w:w="80" w:type="dxa"/>
-              <w:start w:w="120" w:type="dxa"/>
-              <w:bottom w:w="80" w:type="dxa"/>
-              <w:end w:w="120" w:type="dxa"/>
-            </w:tcMar>
-            <w:vAlign w:val="center"/>
-          </w:tcPr>
-          <w:p>
-            <w:pPr>
-              <w:widowControl/>
-              <w:spacing w:after="0" w:line="259" w:lineRule="auto"/>
-            </w:pPr>
-            <w:r>
-              <w:rPr>
-                <w:color w:val="25313C"/>
-                <w:sz w:val="16"/>
-              </w:rPr>
-              <w:t>○</w:t>
-            </w:r>
-          </w:p>
-        </w:tc>
-        <w:tc>
-          <w:tcPr>
-            <w:tcW w:type="dxa" w:w="420"/>
-            <w:tcMar>
-              <w:top w:w="80" w:type="dxa"/>
-              <w:start w:w="120" w:type="dxa"/>
-              <w:bottom w:w="80" w:type="dxa"/>
-              <w:end w:w="120" w:type="dxa"/>
-            </w:tcMar>
-            <w:vAlign w:val="center"/>
-          </w:tcPr>
-          <w:p>
-            <w:pPr>
-              <w:widowControl/>
-              <w:spacing w:after="0" w:line="259" w:lineRule="auto"/>
-            </w:pPr>
-            <w:r>
-              <w:rPr>
-                <w:color w:val="25313C"/>
-                <w:sz w:val="16"/>
-              </w:rPr>
-              <w:t>○</w:t>
+            <w:tcW w:type="dxa" w:w="900"/>
+            <w:tcMar>
+              <w:top w:w="80" w:type="dxa"/>
+              <w:start w:w="120" w:type="dxa"/>
+              <w:bottom w:w="80" w:type="dxa"/>
+              <w:end w:w="120" w:type="dxa"/>
+            </w:tcMar>
+            <w:vAlign w:val="center"/>
+          </w:tcPr>
+          <w:p>
+            <w:pPr>
+              <w:widowControl/>
+              <w:spacing w:after="0" w:line="259" w:lineRule="auto"/>
+            </w:pPr>
+            <w:r>
+              <w:rPr>
+                <w:color w:val="25313C"/>
+                <w:sz w:val="17"/>
+              </w:rPr>
+              <w:t>Q5</w:t>
+            </w:r>
+          </w:p>
+        </w:tc>
+        <w:tc>
+          <w:tcPr>
+            <w:tcW w:type="dxa" w:w="8460"/>
+            <w:tcMar>
+              <w:top w:w="80" w:type="dxa"/>
+              <w:start w:w="120" w:type="dxa"/>
+              <w:bottom w:w="80" w:type="dxa"/>
+              <w:end w:w="120" w:type="dxa"/>
+            </w:tcMar>
+            <w:vAlign w:val="center"/>
+          </w:tcPr>
+          <w:p>
+            <w:pPr>
+              <w:widowControl/>
+              <w:spacing w:after="0" w:line="259" w:lineRule="auto"/>
+            </w:pPr>
+            <w:r>
+              <w:rPr>
+                <w:color w:val="25313C"/>
+                <w:sz w:val="17"/>
+              </w:rPr>
+              <w:t>Overall, I am satisfied with the automated university inquiry chatbot system.</w:t>
             </w:r>
           </w:p>
         </w:tc>
@@ -14611,107 +13749,7 @@
         <w:keepLines/>
       </w:pPr>
       <w:r>
-        <w:t>Open-ended questions</w:t>
-      </w:r>
-    </w:p>
-    <w:p>
-      <w:pPr>
-        <w:pStyle w:val="ListBullet"/>
-        <w:widowControl/>
-      </w:pPr>
-      <w:r>
-        <w:t>Which question, if any, did the chatbot misunderstand?</w:t>
-      </w:r>
-    </w:p>
-    <w:p>
-      <w:pPr>
-        <w:pStyle w:val="ListBullet"/>
-        <w:widowControl/>
-      </w:pPr>
-      <w:r>
-        <w:t>Which answer was least useful or appeared outdated?</w:t>
-      </w:r>
-    </w:p>
-    <w:p>
-      <w:pPr>
-        <w:pStyle w:val="ListBullet"/>
-        <w:widowControl/>
-      </w:pPr>
-      <w:r>
-        <w:t>What is the single most important improvement?</w:t>
-      </w:r>
-    </w:p>
-    <w:p>
-      <w:pPr>
-        <w:pStyle w:val="ListBullet"/>
-        <w:widowControl/>
-      </w:pPr>
-      <w:r>
-        <w:t>Optional participant category: prospective student / current student / staff / other / prefer not to say.</w:t>
-      </w:r>
-    </w:p>
-    <w:p>
-      <w:pPr>
-        <w:pStyle w:val="Heading2"/>
-        <w:keepNext/>
-        <w:keepLines/>
-      </w:pPr>
-      <w:r>
-        <w:t>Planned analysis</w:t>
-      </w:r>
-    </w:p>
-    <w:p>
-      <w:pPr>
-        <w:widowControl/>
-      </w:pPr>
-      <w:r>
-        <w:t>Report the exact number of valid responses, item-level counts, medians, interquartile ranges, and clearly labelled means only if appropriate. Do not convert ratings into a satisfaction percentage without a predeclared rule. Summarise open comments by theme without publishing identifying text. Separate exploratory feedback from formal conclusions and retain the anonymous raw data file.</w:t>
-      </w:r>
-    </w:p>
-    <w:p>
-      <w:pPr>
-        <w:pStyle w:val="Heading2"/>
-        <w:keepNext/>
-        <w:keepLines/>
-      </w:pPr>
-      <w:r>
-        <w:t>Data-quality and exclusion rules</w:t>
-      </w:r>
-    </w:p>
-    <w:p>
-      <w:pPr>
-        <w:pStyle w:val="ListBullet"/>
-        <w:widowControl/>
-      </w:pPr>
-      <w:r>
-        <w:t>Exclude test submissions created by the development team unless they are explicitly labelled as pilot data.</w:t>
-      </w:r>
-    </w:p>
-    <w:p>
-      <w:pPr>
-        <w:pStyle w:val="ListBullet"/>
-        <w:widowControl/>
-      </w:pPr>
-      <w:r>
-        <w:t>Exclude blank responses and exact duplicate submissions after documenting the rule and retained count.</w:t>
-      </w:r>
-    </w:p>
-    <w:p>
-      <w:pPr>
-        <w:pStyle w:val="ListBullet"/>
-        <w:widowControl/>
-      </w:pPr>
-      <w:r>
-        <w:t>Do not exclude a low rating merely because it is unfavourable; record any technical failure reported by the participant.</w:t>
-      </w:r>
-    </w:p>
-    <w:p>
-      <w:pPr>
-        <w:pStyle w:val="ListBullet"/>
-        <w:widowControl/>
-      </w:pPr>
-      <w:r>
-        <w:t>Preserve the collection start/end dates, questionnaire version, invitation method, and final valid-response count.</w:t>
+        <w:t>Item-level descriptive results</w:t>
       </w:r>
     </w:p>
     <w:p>
@@ -14721,7 +13759,7 @@
         <w:jc w:val="center"/>
       </w:pPr>
       <w:r>
-        <w:t>Table C2: Minimum anonymous feedback-data schema</w:t>
+        <w:t>Table C2: Verified descriptive statistics</w:t>
       </w:r>
     </w:p>
     <w:tbl>
@@ -14734,9 +13772,10 @@
         <w:tblInd w:w="120" w:type="dxa"/>
       </w:tblPr>
       <w:tblGrid>
-        <w:gridCol w:w="1850"/>
-        <w:gridCol w:w="4300"/>
-        <w:gridCol w:w="3210"/>
+        <w:gridCol w:w="2400"/>
+        <w:gridCol w:w="1800"/>
+        <w:gridCol w:w="1700"/>
+        <w:gridCol w:w="3460"/>
       </w:tblGrid>
       <w:tr>
         <w:trPr>
@@ -14745,7 +13784,7 @@
         </w:trPr>
         <w:tc>
           <w:tcPr>
-            <w:tcW w:type="dxa" w:w="1850"/>
+            <w:tcW w:type="dxa" w:w="2400"/>
             <w:shd w:fill="F4F6F9"/>
             <w:tcMar>
               <w:top w:w="80" w:type="dxa"/>
@@ -14766,13 +13805,13 @@
                 <w:color w:val="25313C"/>
                 <w:sz w:val="17"/>
               </w:rPr>
-              <w:t>Field</w:t>
-            </w:r>
-          </w:p>
-        </w:tc>
-        <w:tc>
-          <w:tcPr>
-            <w:tcW w:type="dxa" w:w="4300"/>
+              <w:t>Item</w:t>
+            </w:r>
+          </w:p>
+        </w:tc>
+        <w:tc>
+          <w:tcPr>
+            <w:tcW w:type="dxa" w:w="1800"/>
             <w:shd w:fill="F4F6F9"/>
             <w:tcMar>
               <w:top w:w="80" w:type="dxa"/>
@@ -14793,13 +13832,13 @@
                 <w:color w:val="25313C"/>
                 <w:sz w:val="17"/>
               </w:rPr>
-              <w:t>Purpose</w:t>
-            </w:r>
-          </w:p>
-        </w:tc>
-        <w:tc>
-          <w:tcPr>
-            <w:tcW w:type="dxa" w:w="3210"/>
+              <w:t>Mean</w:t>
+            </w:r>
+          </w:p>
+        </w:tc>
+        <w:tc>
+          <w:tcPr>
+            <w:tcW w:type="dxa" w:w="1700"/>
             <w:shd w:fill="F4F6F9"/>
             <w:tcMar>
               <w:top w:w="80" w:type="dxa"/>
@@ -14820,7 +13859,34 @@
                 <w:color w:val="25313C"/>
                 <w:sz w:val="17"/>
               </w:rPr>
-              <w:t>Example format</w:t>
+              <w:t>Median</w:t>
+            </w:r>
+          </w:p>
+        </w:tc>
+        <w:tc>
+          <w:tcPr>
+            <w:tcW w:type="dxa" w:w="3460"/>
+            <w:shd w:fill="F4F6F9"/>
+            <w:tcMar>
+              <w:top w:w="80" w:type="dxa"/>
+              <w:start w:w="120" w:type="dxa"/>
+              <w:bottom w:w="80" w:type="dxa"/>
+              <w:end w:w="120" w:type="dxa"/>
+            </w:tcMar>
+            <w:vAlign w:val="center"/>
+          </w:tcPr>
+          <w:p>
+            <w:pPr>
+              <w:spacing w:after="0"/>
+              <w:jc w:val="left"/>
+            </w:pPr>
+            <w:r>
+              <w:rPr>
+                <w:b/>
+                <w:color w:val="25313C"/>
+                <w:sz w:val="17"/>
+              </w:rPr>
+              <w:t>Favorable</w:t>
             </w:r>
           </w:p>
         </w:tc>
@@ -14831,7 +13897,7 @@
         </w:trPr>
         <w:tc>
           <w:tcPr>
-            <w:tcW w:type="dxa" w:w="1850"/>
+            <w:tcW w:type="dxa" w:w="2400"/>
             <w:tcMar>
               <w:top w:w="80" w:type="dxa"/>
               <w:start w:w="120" w:type="dxa"/>
@@ -14850,13 +13916,13 @@
                 <w:color w:val="25313C"/>
                 <w:sz w:val="17"/>
               </w:rPr>
-              <w:t>response_id</w:t>
-            </w:r>
-          </w:p>
-        </w:tc>
-        <w:tc>
-          <w:tcPr>
-            <w:tcW w:type="dxa" w:w="4300"/>
+              <w:t>Q1</w:t>
+            </w:r>
+          </w:p>
+        </w:tc>
+        <w:tc>
+          <w:tcPr>
+            <w:tcW w:type="dxa" w:w="1800"/>
             <w:tcMar>
               <w:top w:w="80" w:type="dxa"/>
               <w:start w:w="120" w:type="dxa"/>
@@ -14875,13 +13941,13 @@
                 <w:color w:val="25313C"/>
                 <w:sz w:val="17"/>
               </w:rPr>
-              <w:t>Anonymous deduplication key</w:t>
-            </w:r>
-          </w:p>
-        </w:tc>
-        <w:tc>
-          <w:tcPr>
-            <w:tcW w:type="dxa" w:w="3210"/>
+              <w:t>4.00/5</w:t>
+            </w:r>
+          </w:p>
+        </w:tc>
+        <w:tc>
+          <w:tcPr>
+            <w:tcW w:type="dxa" w:w="1700"/>
             <w:tcMar>
               <w:top w:w="80" w:type="dxa"/>
               <w:start w:w="120" w:type="dxa"/>
@@ -14900,7 +13966,32 @@
                 <w:color w:val="25313C"/>
                 <w:sz w:val="17"/>
               </w:rPr>
-              <w:t>random code; no student ID</w:t>
+              <w:t>5.0</w:t>
+            </w:r>
+          </w:p>
+        </w:tc>
+        <w:tc>
+          <w:tcPr>
+            <w:tcW w:type="dxa" w:w="3460"/>
+            <w:tcMar>
+              <w:top w:w="80" w:type="dxa"/>
+              <w:start w:w="120" w:type="dxa"/>
+              <w:bottom w:w="80" w:type="dxa"/>
+              <w:end w:w="120" w:type="dxa"/>
+            </w:tcMar>
+            <w:vAlign w:val="center"/>
+          </w:tcPr>
+          <w:p>
+            <w:pPr>
+              <w:widowControl/>
+              <w:spacing w:after="0" w:line="259" w:lineRule="auto"/>
+            </w:pPr>
+            <w:r>
+              <w:rPr>
+                <w:color w:val="25313C"/>
+                <w:sz w:val="17"/>
+              </w:rPr>
+              <w:t>4/5 (80%)</w:t>
             </w:r>
           </w:p>
         </w:tc>
@@ -14911,7 +14002,7 @@
         </w:trPr>
         <w:tc>
           <w:tcPr>
-            <w:tcW w:type="dxa" w:w="1850"/>
+            <w:tcW w:type="dxa" w:w="2400"/>
             <w:shd w:fill="FAFBFC"/>
             <w:tcMar>
               <w:top w:w="80" w:type="dxa"/>
@@ -14931,13 +14022,13 @@
                 <w:color w:val="25313C"/>
                 <w:sz w:val="17"/>
               </w:rPr>
-              <w:t>submitted_at</w:t>
-            </w:r>
-          </w:p>
-        </w:tc>
-        <w:tc>
-          <w:tcPr>
-            <w:tcW w:type="dxa" w:w="4300"/>
+              <w:t>Q2</w:t>
+            </w:r>
+          </w:p>
+        </w:tc>
+        <w:tc>
+          <w:tcPr>
+            <w:tcW w:type="dxa" w:w="1800"/>
             <w:shd w:fill="FAFBFC"/>
             <w:tcMar>
               <w:top w:w="80" w:type="dxa"/>
@@ -14957,13 +14048,13 @@
                 <w:color w:val="25313C"/>
                 <w:sz w:val="17"/>
               </w:rPr>
-              <w:t>Collection audit trail</w:t>
-            </w:r>
-          </w:p>
-        </w:tc>
-        <w:tc>
-          <w:tcPr>
-            <w:tcW w:type="dxa" w:w="3210"/>
+              <w:t>4.00/5</w:t>
+            </w:r>
+          </w:p>
+        </w:tc>
+        <w:tc>
+          <w:tcPr>
+            <w:tcW w:type="dxa" w:w="1700"/>
             <w:shd w:fill="FAFBFC"/>
             <w:tcMar>
               <w:top w:w="80" w:type="dxa"/>
@@ -14983,7 +14074,33 @@
                 <w:color w:val="25313C"/>
                 <w:sz w:val="17"/>
               </w:rPr>
-              <w:t>ISO date/time</w:t>
+              <w:t>5.0</w:t>
+            </w:r>
+          </w:p>
+        </w:tc>
+        <w:tc>
+          <w:tcPr>
+            <w:tcW w:type="dxa" w:w="3460"/>
+            <w:shd w:fill="FAFBFC"/>
+            <w:tcMar>
+              <w:top w:w="80" w:type="dxa"/>
+              <w:start w:w="120" w:type="dxa"/>
+              <w:bottom w:w="80" w:type="dxa"/>
+              <w:end w:w="120" w:type="dxa"/>
+            </w:tcMar>
+            <w:vAlign w:val="center"/>
+          </w:tcPr>
+          <w:p>
+            <w:pPr>
+              <w:widowControl/>
+              <w:spacing w:after="0" w:line="259" w:lineRule="auto"/>
+            </w:pPr>
+            <w:r>
+              <w:rPr>
+                <w:color w:val="25313C"/>
+                <w:sz w:val="17"/>
+              </w:rPr>
+              <w:t>4/5 (80%)</w:t>
             </w:r>
           </w:p>
         </w:tc>
@@ -14994,7 +14111,7 @@
         </w:trPr>
         <w:tc>
           <w:tcPr>
-            <w:tcW w:type="dxa" w:w="1850"/>
+            <w:tcW w:type="dxa" w:w="2400"/>
             <w:tcMar>
               <w:top w:w="80" w:type="dxa"/>
               <w:start w:w="120" w:type="dxa"/>
@@ -15013,13 +14130,13 @@
                 <w:color w:val="25313C"/>
                 <w:sz w:val="17"/>
               </w:rPr>
-              <w:t>participant_category</w:t>
-            </w:r>
-          </w:p>
-        </w:tc>
-        <w:tc>
-          <w:tcPr>
-            <w:tcW w:type="dxa" w:w="4300"/>
+              <w:t>Q3</w:t>
+            </w:r>
+          </w:p>
+        </w:tc>
+        <w:tc>
+          <w:tcPr>
+            <w:tcW w:type="dxa" w:w="1800"/>
             <w:tcMar>
               <w:top w:w="80" w:type="dxa"/>
               <w:start w:w="120" w:type="dxa"/>
@@ -15038,13 +14155,13 @@
                 <w:color w:val="25313C"/>
                 <w:sz w:val="17"/>
               </w:rPr>
-              <w:t>Descriptive subgroup only</w:t>
-            </w:r>
-          </w:p>
-        </w:tc>
-        <w:tc>
-          <w:tcPr>
-            <w:tcW w:type="dxa" w:w="3210"/>
+              <w:t>3.80/5</w:t>
+            </w:r>
+          </w:p>
+        </w:tc>
+        <w:tc>
+          <w:tcPr>
+            <w:tcW w:type="dxa" w:w="1700"/>
             <w:tcMar>
               <w:top w:w="80" w:type="dxa"/>
               <w:start w:w="120" w:type="dxa"/>
@@ -15063,7 +14180,32 @@
                 <w:color w:val="25313C"/>
                 <w:sz w:val="17"/>
               </w:rPr>
-              <w:t>prospective/current/staff/other/prefer not</w:t>
+              <w:t>5.0</w:t>
+            </w:r>
+          </w:p>
+        </w:tc>
+        <w:tc>
+          <w:tcPr>
+            <w:tcW w:type="dxa" w:w="3460"/>
+            <w:tcMar>
+              <w:top w:w="80" w:type="dxa"/>
+              <w:start w:w="120" w:type="dxa"/>
+              <w:bottom w:w="80" w:type="dxa"/>
+              <w:end w:w="120" w:type="dxa"/>
+            </w:tcMar>
+            <w:vAlign w:val="center"/>
+          </w:tcPr>
+          <w:p>
+            <w:pPr>
+              <w:widowControl/>
+              <w:spacing w:after="0" w:line="259" w:lineRule="auto"/>
+            </w:pPr>
+            <w:r>
+              <w:rPr>
+                <w:color w:val="25313C"/>
+                <w:sz w:val="17"/>
+              </w:rPr>
+              <w:t>3/5 (60%)</w:t>
             </w:r>
           </w:p>
         </w:tc>
@@ -15074,7 +14216,7 @@
         </w:trPr>
         <w:tc>
           <w:tcPr>
-            <w:tcW w:type="dxa" w:w="1850"/>
+            <w:tcW w:type="dxa" w:w="2400"/>
             <w:shd w:fill="FAFBFC"/>
             <w:tcMar>
               <w:top w:w="80" w:type="dxa"/>
@@ -15094,13 +14236,13 @@
                 <w:color w:val="25313C"/>
                 <w:sz w:val="17"/>
               </w:rPr>
-              <w:t>q1–q9</w:t>
-            </w:r>
-          </w:p>
-        </w:tc>
-        <w:tc>
-          <w:tcPr>
-            <w:tcW w:type="dxa" w:w="4300"/>
+              <w:t>Q4</w:t>
+            </w:r>
+          </w:p>
+        </w:tc>
+        <w:tc>
+          <w:tcPr>
+            <w:tcW w:type="dxa" w:w="1800"/>
             <w:shd w:fill="FAFBFC"/>
             <w:tcMar>
               <w:top w:w="80" w:type="dxa"/>
@@ -15120,13 +14262,13 @@
                 <w:color w:val="25313C"/>
                 <w:sz w:val="17"/>
               </w:rPr>
-              <w:t>Individual Likert responses</w:t>
-            </w:r>
-          </w:p>
-        </w:tc>
-        <w:tc>
-          <w:tcPr>
-            <w:tcW w:type="dxa" w:w="3210"/>
+              <w:t>3.60/5</w:t>
+            </w:r>
+          </w:p>
+        </w:tc>
+        <w:tc>
+          <w:tcPr>
+            <w:tcW w:type="dxa" w:w="1700"/>
             <w:shd w:fill="FAFBFC"/>
             <w:tcMar>
               <w:top w:w="80" w:type="dxa"/>
@@ -15146,7 +14288,33 @@
                 <w:color w:val="25313C"/>
                 <w:sz w:val="17"/>
               </w:rPr>
-              <w:t>integer 1–5</w:t>
+              <w:t>4.0</w:t>
+            </w:r>
+          </w:p>
+        </w:tc>
+        <w:tc>
+          <w:tcPr>
+            <w:tcW w:type="dxa" w:w="3460"/>
+            <w:shd w:fill="FAFBFC"/>
+            <w:tcMar>
+              <w:top w:w="80" w:type="dxa"/>
+              <w:start w:w="120" w:type="dxa"/>
+              <w:bottom w:w="80" w:type="dxa"/>
+              <w:end w:w="120" w:type="dxa"/>
+            </w:tcMar>
+            <w:vAlign w:val="center"/>
+          </w:tcPr>
+          <w:p>
+            <w:pPr>
+              <w:widowControl/>
+              <w:spacing w:after="0" w:line="259" w:lineRule="auto"/>
+            </w:pPr>
+            <w:r>
+              <w:rPr>
+                <w:color w:val="25313C"/>
+                <w:sz w:val="17"/>
+              </w:rPr>
+              <w:t>3/5 (60%)</w:t>
             </w:r>
           </w:p>
         </w:tc>
@@ -15157,7 +14325,7 @@
         </w:trPr>
         <w:tc>
           <w:tcPr>
-            <w:tcW w:type="dxa" w:w="1850"/>
+            <w:tcW w:type="dxa" w:w="2400"/>
             <w:tcMar>
               <w:top w:w="80" w:type="dxa"/>
               <w:start w:w="120" w:type="dxa"/>
@@ -15176,13 +14344,13 @@
                 <w:color w:val="25313C"/>
                 <w:sz w:val="17"/>
               </w:rPr>
-              <w:t>open_comment</w:t>
-            </w:r>
-          </w:p>
-        </w:tc>
-        <w:tc>
-          <w:tcPr>
-            <w:tcW w:type="dxa" w:w="4300"/>
+              <w:t>Q5</w:t>
+            </w:r>
+          </w:p>
+        </w:tc>
+        <w:tc>
+          <w:tcPr>
+            <w:tcW w:type="dxa" w:w="1800"/>
             <w:tcMar>
               <w:top w:w="80" w:type="dxa"/>
               <w:start w:w="120" w:type="dxa"/>
@@ -15201,13 +14369,13 @@
                 <w:color w:val="25313C"/>
                 <w:sz w:val="17"/>
               </w:rPr>
-              <w:t>Improvement evidence</w:t>
-            </w:r>
-          </w:p>
-        </w:tc>
-        <w:tc>
-          <w:tcPr>
-            <w:tcW w:type="dxa" w:w="3210"/>
+              <w:t>3.40/5</w:t>
+            </w:r>
+          </w:p>
+        </w:tc>
+        <w:tc>
+          <w:tcPr>
+            <w:tcW w:type="dxa" w:w="1700"/>
             <w:tcMar>
               <w:top w:w="80" w:type="dxa"/>
               <w:start w:w="120" w:type="dxa"/>
@@ -15226,7 +14394,32 @@
                 <w:color w:val="25313C"/>
                 <w:sz w:val="17"/>
               </w:rPr>
-              <w:t>optional free text; redact identifiers</w:t>
+              <w:t>4.0</w:t>
+            </w:r>
+          </w:p>
+        </w:tc>
+        <w:tc>
+          <w:tcPr>
+            <w:tcW w:type="dxa" w:w="3460"/>
+            <w:tcMar>
+              <w:top w:w="80" w:type="dxa"/>
+              <w:start w:w="120" w:type="dxa"/>
+              <w:bottom w:w="80" w:type="dxa"/>
+              <w:end w:w="120" w:type="dxa"/>
+            </w:tcMar>
+            <w:vAlign w:val="center"/>
+          </w:tcPr>
+          <w:p>
+            <w:pPr>
+              <w:widowControl/>
+              <w:spacing w:after="0" w:line="259" w:lineRule="auto"/>
+            </w:pPr>
+            <w:r>
+              <w:rPr>
+                <w:color w:val="25313C"/>
+                <w:sz w:val="17"/>
+              </w:rPr>
+              <w:t>3/5 (60%)</w:t>
             </w:r>
           </w:p>
         </w:tc>
@@ -15237,7 +14430,7 @@
         </w:trPr>
         <w:tc>
           <w:tcPr>
-            <w:tcW w:type="dxa" w:w="1850"/>
+            <w:tcW w:type="dxa" w:w="2400"/>
             <w:shd w:fill="FAFBFC"/>
             <w:tcMar>
               <w:top w:w="80" w:type="dxa"/>
@@ -15257,13 +14450,13 @@
                 <w:color w:val="25313C"/>
                 <w:sz w:val="17"/>
               </w:rPr>
-              <w:t>questionnaire_version</w:t>
-            </w:r>
-          </w:p>
-        </w:tc>
-        <w:tc>
-          <w:tcPr>
-            <w:tcW w:type="dxa" w:w="4300"/>
+              <w:t>All 25 ratings</w:t>
+            </w:r>
+          </w:p>
+        </w:tc>
+        <w:tc>
+          <w:tcPr>
+            <w:tcW w:type="dxa" w:w="1800"/>
             <w:shd w:fill="FAFBFC"/>
             <w:tcMar>
               <w:top w:w="80" w:type="dxa"/>
@@ -15283,13 +14476,13 @@
                 <w:color w:val="25313C"/>
                 <w:sz w:val="17"/>
               </w:rPr>
-              <w:t>Instrument traceability</w:t>
-            </w:r>
-          </w:p>
-        </w:tc>
-        <w:tc>
-          <w:tcPr>
-            <w:tcW w:type="dxa" w:w="3210"/>
+              <w:t>3.76/5</w:t>
+            </w:r>
+          </w:p>
+        </w:tc>
+        <w:tc>
+          <w:tcPr>
+            <w:tcW w:type="dxa" w:w="1700"/>
             <w:shd w:fill="FAFBFC"/>
             <w:tcMar>
               <w:top w:w="80" w:type="dxa"/>
@@ -15309,7 +14502,33 @@
                 <w:color w:val="25313C"/>
                 <w:sz w:val="17"/>
               </w:rPr>
-              <w:t>for example, v1.0</w:t>
+              <w:t>4.0</w:t>
+            </w:r>
+          </w:p>
+        </w:tc>
+        <w:tc>
+          <w:tcPr>
+            <w:tcW w:type="dxa" w:w="3460"/>
+            <w:shd w:fill="FAFBFC"/>
+            <w:tcMar>
+              <w:top w:w="80" w:type="dxa"/>
+              <w:start w:w="120" w:type="dxa"/>
+              <w:bottom w:w="80" w:type="dxa"/>
+              <w:end w:w="120" w:type="dxa"/>
+            </w:tcMar>
+            <w:vAlign w:val="center"/>
+          </w:tcPr>
+          <w:p>
+            <w:pPr>
+              <w:widowControl/>
+              <w:spacing w:after="0" w:line="259" w:lineRule="auto"/>
+            </w:pPr>
+            <w:r>
+              <w:rPr>
+                <w:color w:val="25313C"/>
+                <w:sz w:val="17"/>
+              </w:rPr>
+              <w:t>17/25 (68.0%)</w:t>
             </w:r>
           </w:p>
         </w:tc>
@@ -15319,6 +14538,1214 @@
       <w:pPr>
         <w:spacing w:after="0"/>
       </w:pPr>
+    </w:p>
+    <w:p>
+      <w:pPr>
+        <w:pStyle w:val="Heading2"/>
+        <w:keepNext/>
+        <w:keepLines/>
+      </w:pPr>
+      <w:r>
+        <w:t>Anonymized response matrix</w:t>
+      </w:r>
+    </w:p>
+    <w:p>
+      <w:pPr>
+        <w:pStyle w:val="ReportCaption"/>
+        <w:widowControl/>
+        <w:jc w:val="center"/>
+      </w:pPr>
+      <w:r>
+        <w:t>Table C3: Retained complete responses</w:t>
+      </w:r>
+    </w:p>
+    <w:tbl>
+      <w:tblPr>
+        <w:tblStyle w:val="TableGrid"/>
+        <w:tblW w:type="dxa" w:w="9360"/>
+        <w:jc w:val="center"/>
+        <w:tblLayout w:type="fixed"/>
+        <w:tblLook w:firstColumn="1" w:firstRow="1" w:lastColumn="0" w:lastRow="0" w:noHBand="0" w:noVBand="1" w:val="04A0"/>
+        <w:tblInd w:w="120" w:type="dxa"/>
+      </w:tblPr>
+      <w:tblGrid>
+        <w:gridCol w:w="1250"/>
+        <w:gridCol w:w="2400"/>
+        <w:gridCol w:w="1142"/>
+        <w:gridCol w:w="1142"/>
+        <w:gridCol w:w="1142"/>
+        <w:gridCol w:w="1142"/>
+        <w:gridCol w:w="1142"/>
+      </w:tblGrid>
+      <w:tr>
+        <w:trPr>
+          <w:tblHeader w:val="true"/>
+          <w:cantSplit/>
+        </w:trPr>
+        <w:tc>
+          <w:tcPr>
+            <w:tcW w:type="dxa" w:w="1250"/>
+            <w:shd w:fill="F4F6F9"/>
+            <w:tcMar>
+              <w:top w:w="80" w:type="dxa"/>
+              <w:start w:w="120" w:type="dxa"/>
+              <w:bottom w:w="80" w:type="dxa"/>
+              <w:end w:w="120" w:type="dxa"/>
+            </w:tcMar>
+            <w:vAlign w:val="center"/>
+          </w:tcPr>
+          <w:p>
+            <w:pPr>
+              <w:spacing w:after="0"/>
+              <w:jc w:val="left"/>
+            </w:pPr>
+            <w:r>
+              <w:rPr>
+                <w:b/>
+                <w:color w:val="25313C"/>
+                <w:sz w:val="16"/>
+              </w:rPr>
+              <w:t>Response</w:t>
+            </w:r>
+          </w:p>
+        </w:tc>
+        <w:tc>
+          <w:tcPr>
+            <w:tcW w:type="dxa" w:w="2400"/>
+            <w:shd w:fill="F4F6F9"/>
+            <w:tcMar>
+              <w:top w:w="80" w:type="dxa"/>
+              <w:start w:w="120" w:type="dxa"/>
+              <w:bottom w:w="80" w:type="dxa"/>
+              <w:end w:w="120" w:type="dxa"/>
+            </w:tcMar>
+            <w:vAlign w:val="center"/>
+          </w:tcPr>
+          <w:p>
+            <w:pPr>
+              <w:spacing w:after="0"/>
+              <w:jc w:val="left"/>
+            </w:pPr>
+            <w:r>
+              <w:rPr>
+                <w:b/>
+                <w:color w:val="25313C"/>
+                <w:sz w:val="16"/>
+              </w:rPr>
+              <w:t>Date</w:t>
+            </w:r>
+          </w:p>
+        </w:tc>
+        <w:tc>
+          <w:tcPr>
+            <w:tcW w:type="dxa" w:w="1142"/>
+            <w:shd w:fill="F4F6F9"/>
+            <w:tcMar>
+              <w:top w:w="80" w:type="dxa"/>
+              <w:start w:w="120" w:type="dxa"/>
+              <w:bottom w:w="80" w:type="dxa"/>
+              <w:end w:w="120" w:type="dxa"/>
+            </w:tcMar>
+            <w:vAlign w:val="center"/>
+          </w:tcPr>
+          <w:p>
+            <w:pPr>
+              <w:spacing w:after="0"/>
+              <w:jc w:val="left"/>
+            </w:pPr>
+            <w:r>
+              <w:rPr>
+                <w:b/>
+                <w:color w:val="25313C"/>
+                <w:sz w:val="16"/>
+              </w:rPr>
+              <w:t>Q1</w:t>
+            </w:r>
+          </w:p>
+        </w:tc>
+        <w:tc>
+          <w:tcPr>
+            <w:tcW w:type="dxa" w:w="1142"/>
+            <w:shd w:fill="F4F6F9"/>
+            <w:tcMar>
+              <w:top w:w="80" w:type="dxa"/>
+              <w:start w:w="120" w:type="dxa"/>
+              <w:bottom w:w="80" w:type="dxa"/>
+              <w:end w:w="120" w:type="dxa"/>
+            </w:tcMar>
+            <w:vAlign w:val="center"/>
+          </w:tcPr>
+          <w:p>
+            <w:pPr>
+              <w:spacing w:after="0"/>
+              <w:jc w:val="left"/>
+            </w:pPr>
+            <w:r>
+              <w:rPr>
+                <w:b/>
+                <w:color w:val="25313C"/>
+                <w:sz w:val="16"/>
+              </w:rPr>
+              <w:t>Q2</w:t>
+            </w:r>
+          </w:p>
+        </w:tc>
+        <w:tc>
+          <w:tcPr>
+            <w:tcW w:type="dxa" w:w="1142"/>
+            <w:shd w:fill="F4F6F9"/>
+            <w:tcMar>
+              <w:top w:w="80" w:type="dxa"/>
+              <w:start w:w="120" w:type="dxa"/>
+              <w:bottom w:w="80" w:type="dxa"/>
+              <w:end w:w="120" w:type="dxa"/>
+            </w:tcMar>
+            <w:vAlign w:val="center"/>
+          </w:tcPr>
+          <w:p>
+            <w:pPr>
+              <w:spacing w:after="0"/>
+              <w:jc w:val="left"/>
+            </w:pPr>
+            <w:r>
+              <w:rPr>
+                <w:b/>
+                <w:color w:val="25313C"/>
+                <w:sz w:val="16"/>
+              </w:rPr>
+              <w:t>Q3</w:t>
+            </w:r>
+          </w:p>
+        </w:tc>
+        <w:tc>
+          <w:tcPr>
+            <w:tcW w:type="dxa" w:w="1142"/>
+            <w:shd w:fill="F4F6F9"/>
+            <w:tcMar>
+              <w:top w:w="80" w:type="dxa"/>
+              <w:start w:w="120" w:type="dxa"/>
+              <w:bottom w:w="80" w:type="dxa"/>
+              <w:end w:w="120" w:type="dxa"/>
+            </w:tcMar>
+            <w:vAlign w:val="center"/>
+          </w:tcPr>
+          <w:p>
+            <w:pPr>
+              <w:spacing w:after="0"/>
+              <w:jc w:val="left"/>
+            </w:pPr>
+            <w:r>
+              <w:rPr>
+                <w:b/>
+                <w:color w:val="25313C"/>
+                <w:sz w:val="16"/>
+              </w:rPr>
+              <w:t>Q4</w:t>
+            </w:r>
+          </w:p>
+        </w:tc>
+        <w:tc>
+          <w:tcPr>
+            <w:tcW w:type="dxa" w:w="1142"/>
+            <w:shd w:fill="F4F6F9"/>
+            <w:tcMar>
+              <w:top w:w="80" w:type="dxa"/>
+              <w:start w:w="120" w:type="dxa"/>
+              <w:bottom w:w="80" w:type="dxa"/>
+              <w:end w:w="120" w:type="dxa"/>
+            </w:tcMar>
+            <w:vAlign w:val="center"/>
+          </w:tcPr>
+          <w:p>
+            <w:pPr>
+              <w:spacing w:after="0"/>
+              <w:jc w:val="left"/>
+            </w:pPr>
+            <w:r>
+              <w:rPr>
+                <w:b/>
+                <w:color w:val="25313C"/>
+                <w:sz w:val="16"/>
+              </w:rPr>
+              <w:t>Q5</w:t>
+            </w:r>
+          </w:p>
+        </w:tc>
+      </w:tr>
+      <w:tr>
+        <w:trPr>
+          <w:cantSplit/>
+        </w:trPr>
+        <w:tc>
+          <w:tcPr>
+            <w:tcW w:type="dxa" w:w="1250"/>
+            <w:tcMar>
+              <w:top w:w="80" w:type="dxa"/>
+              <w:start w:w="120" w:type="dxa"/>
+              <w:bottom w:w="80" w:type="dxa"/>
+              <w:end w:w="120" w:type="dxa"/>
+            </w:tcMar>
+            <w:vAlign w:val="center"/>
+          </w:tcPr>
+          <w:p>
+            <w:pPr>
+              <w:widowControl/>
+              <w:spacing w:after="0" w:line="259" w:lineRule="auto"/>
+            </w:pPr>
+            <w:r>
+              <w:rPr>
+                <w:color w:val="25313C"/>
+                <w:sz w:val="16"/>
+              </w:rPr>
+              <w:t>GF-001</w:t>
+            </w:r>
+          </w:p>
+        </w:tc>
+        <w:tc>
+          <w:tcPr>
+            <w:tcW w:type="dxa" w:w="2400"/>
+            <w:tcMar>
+              <w:top w:w="80" w:type="dxa"/>
+              <w:start w:w="120" w:type="dxa"/>
+              <w:bottom w:w="80" w:type="dxa"/>
+              <w:end w:w="120" w:type="dxa"/>
+            </w:tcMar>
+            <w:vAlign w:val="center"/>
+          </w:tcPr>
+          <w:p>
+            <w:pPr>
+              <w:widowControl/>
+              <w:spacing w:after="0" w:line="259" w:lineRule="auto"/>
+            </w:pPr>
+            <w:r>
+              <w:rPr>
+                <w:color w:val="25313C"/>
+                <w:sz w:val="16"/>
+              </w:rPr>
+              <w:t>2026-08-12</w:t>
+            </w:r>
+          </w:p>
+        </w:tc>
+        <w:tc>
+          <w:tcPr>
+            <w:tcW w:type="dxa" w:w="1142"/>
+            <w:tcMar>
+              <w:top w:w="80" w:type="dxa"/>
+              <w:start w:w="120" w:type="dxa"/>
+              <w:bottom w:w="80" w:type="dxa"/>
+              <w:end w:w="120" w:type="dxa"/>
+            </w:tcMar>
+            <w:vAlign w:val="center"/>
+          </w:tcPr>
+          <w:p>
+            <w:pPr>
+              <w:widowControl/>
+              <w:spacing w:after="0" w:line="259" w:lineRule="auto"/>
+            </w:pPr>
+            <w:r>
+              <w:rPr>
+                <w:color w:val="25313C"/>
+                <w:sz w:val="16"/>
+              </w:rPr>
+              <w:t>5</w:t>
+            </w:r>
+          </w:p>
+        </w:tc>
+        <w:tc>
+          <w:tcPr>
+            <w:tcW w:type="dxa" w:w="1142"/>
+            <w:tcMar>
+              <w:top w:w="80" w:type="dxa"/>
+              <w:start w:w="120" w:type="dxa"/>
+              <w:bottom w:w="80" w:type="dxa"/>
+              <w:end w:w="120" w:type="dxa"/>
+            </w:tcMar>
+            <w:vAlign w:val="center"/>
+          </w:tcPr>
+          <w:p>
+            <w:pPr>
+              <w:widowControl/>
+              <w:spacing w:after="0" w:line="259" w:lineRule="auto"/>
+            </w:pPr>
+            <w:r>
+              <w:rPr>
+                <w:color w:val="25313C"/>
+                <w:sz w:val="16"/>
+              </w:rPr>
+              <w:t>5</w:t>
+            </w:r>
+          </w:p>
+        </w:tc>
+        <w:tc>
+          <w:tcPr>
+            <w:tcW w:type="dxa" w:w="1142"/>
+            <w:tcMar>
+              <w:top w:w="80" w:type="dxa"/>
+              <w:start w:w="120" w:type="dxa"/>
+              <w:bottom w:w="80" w:type="dxa"/>
+              <w:end w:w="120" w:type="dxa"/>
+            </w:tcMar>
+            <w:vAlign w:val="center"/>
+          </w:tcPr>
+          <w:p>
+            <w:pPr>
+              <w:widowControl/>
+              <w:spacing w:after="0" w:line="259" w:lineRule="auto"/>
+            </w:pPr>
+            <w:r>
+              <w:rPr>
+                <w:color w:val="25313C"/>
+                <w:sz w:val="16"/>
+              </w:rPr>
+              <w:t>3</w:t>
+            </w:r>
+          </w:p>
+        </w:tc>
+        <w:tc>
+          <w:tcPr>
+            <w:tcW w:type="dxa" w:w="1142"/>
+            <w:tcMar>
+              <w:top w:w="80" w:type="dxa"/>
+              <w:start w:w="120" w:type="dxa"/>
+              <w:bottom w:w="80" w:type="dxa"/>
+              <w:end w:w="120" w:type="dxa"/>
+            </w:tcMar>
+            <w:vAlign w:val="center"/>
+          </w:tcPr>
+          <w:p>
+            <w:pPr>
+              <w:widowControl/>
+              <w:spacing w:after="0" w:line="259" w:lineRule="auto"/>
+            </w:pPr>
+            <w:r>
+              <w:rPr>
+                <w:color w:val="25313C"/>
+                <w:sz w:val="16"/>
+              </w:rPr>
+              <w:t>4</w:t>
+            </w:r>
+          </w:p>
+        </w:tc>
+        <w:tc>
+          <w:tcPr>
+            <w:tcW w:type="dxa" w:w="1142"/>
+            <w:tcMar>
+              <w:top w:w="80" w:type="dxa"/>
+              <w:start w:w="120" w:type="dxa"/>
+              <w:bottom w:w="80" w:type="dxa"/>
+              <w:end w:w="120" w:type="dxa"/>
+            </w:tcMar>
+            <w:vAlign w:val="center"/>
+          </w:tcPr>
+          <w:p>
+            <w:pPr>
+              <w:widowControl/>
+              <w:spacing w:after="0" w:line="259" w:lineRule="auto"/>
+            </w:pPr>
+            <w:r>
+              <w:rPr>
+                <w:color w:val="25313C"/>
+                <w:sz w:val="16"/>
+              </w:rPr>
+              <w:t>3</w:t>
+            </w:r>
+          </w:p>
+        </w:tc>
+      </w:tr>
+      <w:tr>
+        <w:trPr>
+          <w:cantSplit/>
+        </w:trPr>
+        <w:tc>
+          <w:tcPr>
+            <w:tcW w:type="dxa" w:w="1250"/>
+            <w:shd w:fill="FAFBFC"/>
+            <w:tcMar>
+              <w:top w:w="80" w:type="dxa"/>
+              <w:start w:w="120" w:type="dxa"/>
+              <w:bottom w:w="80" w:type="dxa"/>
+              <w:end w:w="120" w:type="dxa"/>
+            </w:tcMar>
+            <w:vAlign w:val="center"/>
+          </w:tcPr>
+          <w:p>
+            <w:pPr>
+              <w:widowControl/>
+              <w:spacing w:after="0" w:line="259" w:lineRule="auto"/>
+            </w:pPr>
+            <w:r>
+              <w:rPr>
+                <w:color w:val="25313C"/>
+                <w:sz w:val="16"/>
+              </w:rPr>
+              <w:t>GF-002</w:t>
+            </w:r>
+          </w:p>
+        </w:tc>
+        <w:tc>
+          <w:tcPr>
+            <w:tcW w:type="dxa" w:w="2400"/>
+            <w:shd w:fill="FAFBFC"/>
+            <w:tcMar>
+              <w:top w:w="80" w:type="dxa"/>
+              <w:start w:w="120" w:type="dxa"/>
+              <w:bottom w:w="80" w:type="dxa"/>
+              <w:end w:w="120" w:type="dxa"/>
+            </w:tcMar>
+            <w:vAlign w:val="center"/>
+          </w:tcPr>
+          <w:p>
+            <w:pPr>
+              <w:widowControl/>
+              <w:spacing w:after="0" w:line="259" w:lineRule="auto"/>
+            </w:pPr>
+            <w:r>
+              <w:rPr>
+                <w:color w:val="25313C"/>
+                <w:sz w:val="16"/>
+              </w:rPr>
+              <w:t>2026-08-24</w:t>
+            </w:r>
+          </w:p>
+        </w:tc>
+        <w:tc>
+          <w:tcPr>
+            <w:tcW w:type="dxa" w:w="1142"/>
+            <w:shd w:fill="FAFBFC"/>
+            <w:tcMar>
+              <w:top w:w="80" w:type="dxa"/>
+              <w:start w:w="120" w:type="dxa"/>
+              <w:bottom w:w="80" w:type="dxa"/>
+              <w:end w:w="120" w:type="dxa"/>
+            </w:tcMar>
+            <w:vAlign w:val="center"/>
+          </w:tcPr>
+          <w:p>
+            <w:pPr>
+              <w:widowControl/>
+              <w:spacing w:after="0" w:line="259" w:lineRule="auto"/>
+            </w:pPr>
+            <w:r>
+              <w:rPr>
+                <w:color w:val="25313C"/>
+                <w:sz w:val="16"/>
+              </w:rPr>
+              <w:t>1</w:t>
+            </w:r>
+          </w:p>
+        </w:tc>
+        <w:tc>
+          <w:tcPr>
+            <w:tcW w:type="dxa" w:w="1142"/>
+            <w:shd w:fill="FAFBFC"/>
+            <w:tcMar>
+              <w:top w:w="80" w:type="dxa"/>
+              <w:start w:w="120" w:type="dxa"/>
+              <w:bottom w:w="80" w:type="dxa"/>
+              <w:end w:w="120" w:type="dxa"/>
+            </w:tcMar>
+            <w:vAlign w:val="center"/>
+          </w:tcPr>
+          <w:p>
+            <w:pPr>
+              <w:widowControl/>
+              <w:spacing w:after="0" w:line="259" w:lineRule="auto"/>
+            </w:pPr>
+            <w:r>
+              <w:rPr>
+                <w:color w:val="25313C"/>
+                <w:sz w:val="16"/>
+              </w:rPr>
+              <w:t>1</w:t>
+            </w:r>
+          </w:p>
+        </w:tc>
+        <w:tc>
+          <w:tcPr>
+            <w:tcW w:type="dxa" w:w="1142"/>
+            <w:shd w:fill="FAFBFC"/>
+            <w:tcMar>
+              <w:top w:w="80" w:type="dxa"/>
+              <w:start w:w="120" w:type="dxa"/>
+              <w:bottom w:w="80" w:type="dxa"/>
+              <w:end w:w="120" w:type="dxa"/>
+            </w:tcMar>
+            <w:vAlign w:val="center"/>
+          </w:tcPr>
+          <w:p>
+            <w:pPr>
+              <w:widowControl/>
+              <w:spacing w:after="0" w:line="259" w:lineRule="auto"/>
+            </w:pPr>
+            <w:r>
+              <w:rPr>
+                <w:color w:val="25313C"/>
+                <w:sz w:val="16"/>
+              </w:rPr>
+              <w:t>1</w:t>
+            </w:r>
+          </w:p>
+        </w:tc>
+        <w:tc>
+          <w:tcPr>
+            <w:tcW w:type="dxa" w:w="1142"/>
+            <w:shd w:fill="FAFBFC"/>
+            <w:tcMar>
+              <w:top w:w="80" w:type="dxa"/>
+              <w:start w:w="120" w:type="dxa"/>
+              <w:bottom w:w="80" w:type="dxa"/>
+              <w:end w:w="120" w:type="dxa"/>
+            </w:tcMar>
+            <w:vAlign w:val="center"/>
+          </w:tcPr>
+          <w:p>
+            <w:pPr>
+              <w:widowControl/>
+              <w:spacing w:after="0" w:line="259" w:lineRule="auto"/>
+            </w:pPr>
+            <w:r>
+              <w:rPr>
+                <w:color w:val="25313C"/>
+                <w:sz w:val="16"/>
+              </w:rPr>
+              <w:t>1</w:t>
+            </w:r>
+          </w:p>
+        </w:tc>
+        <w:tc>
+          <w:tcPr>
+            <w:tcW w:type="dxa" w:w="1142"/>
+            <w:shd w:fill="FAFBFC"/>
+            <w:tcMar>
+              <w:top w:w="80" w:type="dxa"/>
+              <w:start w:w="120" w:type="dxa"/>
+              <w:bottom w:w="80" w:type="dxa"/>
+              <w:end w:w="120" w:type="dxa"/>
+            </w:tcMar>
+            <w:vAlign w:val="center"/>
+          </w:tcPr>
+          <w:p>
+            <w:pPr>
+              <w:widowControl/>
+              <w:spacing w:after="0" w:line="259" w:lineRule="auto"/>
+            </w:pPr>
+            <w:r>
+              <w:rPr>
+                <w:color w:val="25313C"/>
+                <w:sz w:val="16"/>
+              </w:rPr>
+              <w:t>1</w:t>
+            </w:r>
+          </w:p>
+        </w:tc>
+      </w:tr>
+      <w:tr>
+        <w:trPr>
+          <w:cantSplit/>
+        </w:trPr>
+        <w:tc>
+          <w:tcPr>
+            <w:tcW w:type="dxa" w:w="1250"/>
+            <w:tcMar>
+              <w:top w:w="80" w:type="dxa"/>
+              <w:start w:w="120" w:type="dxa"/>
+              <w:bottom w:w="80" w:type="dxa"/>
+              <w:end w:w="120" w:type="dxa"/>
+            </w:tcMar>
+            <w:vAlign w:val="center"/>
+          </w:tcPr>
+          <w:p>
+            <w:pPr>
+              <w:widowControl/>
+              <w:spacing w:after="0" w:line="259" w:lineRule="auto"/>
+            </w:pPr>
+            <w:r>
+              <w:rPr>
+                <w:color w:val="25313C"/>
+                <w:sz w:val="16"/>
+              </w:rPr>
+              <w:t>GF-003</w:t>
+            </w:r>
+          </w:p>
+        </w:tc>
+        <w:tc>
+          <w:tcPr>
+            <w:tcW w:type="dxa" w:w="2400"/>
+            <w:tcMar>
+              <w:top w:w="80" w:type="dxa"/>
+              <w:start w:w="120" w:type="dxa"/>
+              <w:bottom w:w="80" w:type="dxa"/>
+              <w:end w:w="120" w:type="dxa"/>
+            </w:tcMar>
+            <w:vAlign w:val="center"/>
+          </w:tcPr>
+          <w:p>
+            <w:pPr>
+              <w:widowControl/>
+              <w:spacing w:after="0" w:line="259" w:lineRule="auto"/>
+            </w:pPr>
+            <w:r>
+              <w:rPr>
+                <w:color w:val="25313C"/>
+                <w:sz w:val="16"/>
+              </w:rPr>
+              <w:t>2026-08-24</w:t>
+            </w:r>
+          </w:p>
+        </w:tc>
+        <w:tc>
+          <w:tcPr>
+            <w:tcW w:type="dxa" w:w="1142"/>
+            <w:tcMar>
+              <w:top w:w="80" w:type="dxa"/>
+              <w:start w:w="120" w:type="dxa"/>
+              <w:bottom w:w="80" w:type="dxa"/>
+              <w:end w:w="120" w:type="dxa"/>
+            </w:tcMar>
+            <w:vAlign w:val="center"/>
+          </w:tcPr>
+          <w:p>
+            <w:pPr>
+              <w:widowControl/>
+              <w:spacing w:after="0" w:line="259" w:lineRule="auto"/>
+            </w:pPr>
+            <w:r>
+              <w:rPr>
+                <w:color w:val="25313C"/>
+                <w:sz w:val="16"/>
+              </w:rPr>
+              <w:t>5</w:t>
+            </w:r>
+          </w:p>
+        </w:tc>
+        <w:tc>
+          <w:tcPr>
+            <w:tcW w:type="dxa" w:w="1142"/>
+            <w:tcMar>
+              <w:top w:w="80" w:type="dxa"/>
+              <w:start w:w="120" w:type="dxa"/>
+              <w:bottom w:w="80" w:type="dxa"/>
+              <w:end w:w="120" w:type="dxa"/>
+            </w:tcMar>
+            <w:vAlign w:val="center"/>
+          </w:tcPr>
+          <w:p>
+            <w:pPr>
+              <w:widowControl/>
+              <w:spacing w:after="0" w:line="259" w:lineRule="auto"/>
+            </w:pPr>
+            <w:r>
+              <w:rPr>
+                <w:color w:val="25313C"/>
+                <w:sz w:val="16"/>
+              </w:rPr>
+              <w:t>5</w:t>
+            </w:r>
+          </w:p>
+        </w:tc>
+        <w:tc>
+          <w:tcPr>
+            <w:tcW w:type="dxa" w:w="1142"/>
+            <w:tcMar>
+              <w:top w:w="80" w:type="dxa"/>
+              <w:start w:w="120" w:type="dxa"/>
+              <w:bottom w:w="80" w:type="dxa"/>
+              <w:end w:w="120" w:type="dxa"/>
+            </w:tcMar>
+            <w:vAlign w:val="center"/>
+          </w:tcPr>
+          <w:p>
+            <w:pPr>
+              <w:widowControl/>
+              <w:spacing w:after="0" w:line="259" w:lineRule="auto"/>
+            </w:pPr>
+            <w:r>
+              <w:rPr>
+                <w:color w:val="25313C"/>
+                <w:sz w:val="16"/>
+              </w:rPr>
+              <w:t>5</w:t>
+            </w:r>
+          </w:p>
+        </w:tc>
+        <w:tc>
+          <w:tcPr>
+            <w:tcW w:type="dxa" w:w="1142"/>
+            <w:tcMar>
+              <w:top w:w="80" w:type="dxa"/>
+              <w:start w:w="120" w:type="dxa"/>
+              <w:bottom w:w="80" w:type="dxa"/>
+              <w:end w:w="120" w:type="dxa"/>
+            </w:tcMar>
+            <w:vAlign w:val="center"/>
+          </w:tcPr>
+          <w:p>
+            <w:pPr>
+              <w:widowControl/>
+              <w:spacing w:after="0" w:line="259" w:lineRule="auto"/>
+            </w:pPr>
+            <w:r>
+              <w:rPr>
+                <w:color w:val="25313C"/>
+                <w:sz w:val="16"/>
+              </w:rPr>
+              <w:t>5</w:t>
+            </w:r>
+          </w:p>
+        </w:tc>
+        <w:tc>
+          <w:tcPr>
+            <w:tcW w:type="dxa" w:w="1142"/>
+            <w:tcMar>
+              <w:top w:w="80" w:type="dxa"/>
+              <w:start w:w="120" w:type="dxa"/>
+              <w:bottom w:w="80" w:type="dxa"/>
+              <w:end w:w="120" w:type="dxa"/>
+            </w:tcMar>
+            <w:vAlign w:val="center"/>
+          </w:tcPr>
+          <w:p>
+            <w:pPr>
+              <w:widowControl/>
+              <w:spacing w:after="0" w:line="259" w:lineRule="auto"/>
+            </w:pPr>
+            <w:r>
+              <w:rPr>
+                <w:color w:val="25313C"/>
+                <w:sz w:val="16"/>
+              </w:rPr>
+              <w:t>5</w:t>
+            </w:r>
+          </w:p>
+        </w:tc>
+      </w:tr>
+      <w:tr>
+        <w:trPr>
+          <w:cantSplit/>
+        </w:trPr>
+        <w:tc>
+          <w:tcPr>
+            <w:tcW w:type="dxa" w:w="1250"/>
+            <w:shd w:fill="FAFBFC"/>
+            <w:tcMar>
+              <w:top w:w="80" w:type="dxa"/>
+              <w:start w:w="120" w:type="dxa"/>
+              <w:bottom w:w="80" w:type="dxa"/>
+              <w:end w:w="120" w:type="dxa"/>
+            </w:tcMar>
+            <w:vAlign w:val="center"/>
+          </w:tcPr>
+          <w:p>
+            <w:pPr>
+              <w:widowControl/>
+              <w:spacing w:after="0" w:line="259" w:lineRule="auto"/>
+            </w:pPr>
+            <w:r>
+              <w:rPr>
+                <w:color w:val="25313C"/>
+                <w:sz w:val="16"/>
+              </w:rPr>
+              <w:t>GF-004</w:t>
+            </w:r>
+          </w:p>
+        </w:tc>
+        <w:tc>
+          <w:tcPr>
+            <w:tcW w:type="dxa" w:w="2400"/>
+            <w:shd w:fill="FAFBFC"/>
+            <w:tcMar>
+              <w:top w:w="80" w:type="dxa"/>
+              <w:start w:w="120" w:type="dxa"/>
+              <w:bottom w:w="80" w:type="dxa"/>
+              <w:end w:w="120" w:type="dxa"/>
+            </w:tcMar>
+            <w:vAlign w:val="center"/>
+          </w:tcPr>
+          <w:p>
+            <w:pPr>
+              <w:widowControl/>
+              <w:spacing w:after="0" w:line="259" w:lineRule="auto"/>
+            </w:pPr>
+            <w:r>
+              <w:rPr>
+                <w:color w:val="25313C"/>
+                <w:sz w:val="16"/>
+              </w:rPr>
+              <w:t>2026-08-24</w:t>
+            </w:r>
+          </w:p>
+        </w:tc>
+        <w:tc>
+          <w:tcPr>
+            <w:tcW w:type="dxa" w:w="1142"/>
+            <w:shd w:fill="FAFBFC"/>
+            <w:tcMar>
+              <w:top w:w="80" w:type="dxa"/>
+              <w:start w:w="120" w:type="dxa"/>
+              <w:bottom w:w="80" w:type="dxa"/>
+              <w:end w:w="120" w:type="dxa"/>
+            </w:tcMar>
+            <w:vAlign w:val="center"/>
+          </w:tcPr>
+          <w:p>
+            <w:pPr>
+              <w:widowControl/>
+              <w:spacing w:after="0" w:line="259" w:lineRule="auto"/>
+            </w:pPr>
+            <w:r>
+              <w:rPr>
+                <w:color w:val="25313C"/>
+                <w:sz w:val="16"/>
+              </w:rPr>
+              <w:t>4</w:t>
+            </w:r>
+          </w:p>
+        </w:tc>
+        <w:tc>
+          <w:tcPr>
+            <w:tcW w:type="dxa" w:w="1142"/>
+            <w:shd w:fill="FAFBFC"/>
+            <w:tcMar>
+              <w:top w:w="80" w:type="dxa"/>
+              <w:start w:w="120" w:type="dxa"/>
+              <w:bottom w:w="80" w:type="dxa"/>
+              <w:end w:w="120" w:type="dxa"/>
+            </w:tcMar>
+            <w:vAlign w:val="center"/>
+          </w:tcPr>
+          <w:p>
+            <w:pPr>
+              <w:widowControl/>
+              <w:spacing w:after="0" w:line="259" w:lineRule="auto"/>
+            </w:pPr>
+            <w:r>
+              <w:rPr>
+                <w:color w:val="25313C"/>
+                <w:sz w:val="16"/>
+              </w:rPr>
+              <w:t>4</w:t>
+            </w:r>
+          </w:p>
+        </w:tc>
+        <w:tc>
+          <w:tcPr>
+            <w:tcW w:type="dxa" w:w="1142"/>
+            <w:shd w:fill="FAFBFC"/>
+            <w:tcMar>
+              <w:top w:w="80" w:type="dxa"/>
+              <w:start w:w="120" w:type="dxa"/>
+              <w:bottom w:w="80" w:type="dxa"/>
+              <w:end w:w="120" w:type="dxa"/>
+            </w:tcMar>
+            <w:vAlign w:val="center"/>
+          </w:tcPr>
+          <w:p>
+            <w:pPr>
+              <w:widowControl/>
+              <w:spacing w:after="0" w:line="259" w:lineRule="auto"/>
+            </w:pPr>
+            <w:r>
+              <w:rPr>
+                <w:color w:val="25313C"/>
+                <w:sz w:val="16"/>
+              </w:rPr>
+              <w:t>5</w:t>
+            </w:r>
+          </w:p>
+        </w:tc>
+        <w:tc>
+          <w:tcPr>
+            <w:tcW w:type="dxa" w:w="1142"/>
+            <w:shd w:fill="FAFBFC"/>
+            <w:tcMar>
+              <w:top w:w="80" w:type="dxa"/>
+              <w:start w:w="120" w:type="dxa"/>
+              <w:bottom w:w="80" w:type="dxa"/>
+              <w:end w:w="120" w:type="dxa"/>
+            </w:tcMar>
+            <w:vAlign w:val="center"/>
+          </w:tcPr>
+          <w:p>
+            <w:pPr>
+              <w:widowControl/>
+              <w:spacing w:after="0" w:line="259" w:lineRule="auto"/>
+            </w:pPr>
+            <w:r>
+              <w:rPr>
+                <w:color w:val="25313C"/>
+                <w:sz w:val="16"/>
+              </w:rPr>
+              <w:t>3</w:t>
+            </w:r>
+          </w:p>
+        </w:tc>
+        <w:tc>
+          <w:tcPr>
+            <w:tcW w:type="dxa" w:w="1142"/>
+            <w:shd w:fill="FAFBFC"/>
+            <w:tcMar>
+              <w:top w:w="80" w:type="dxa"/>
+              <w:start w:w="120" w:type="dxa"/>
+              <w:bottom w:w="80" w:type="dxa"/>
+              <w:end w:w="120" w:type="dxa"/>
+            </w:tcMar>
+            <w:vAlign w:val="center"/>
+          </w:tcPr>
+          <w:p>
+            <w:pPr>
+              <w:widowControl/>
+              <w:spacing w:after="0" w:line="259" w:lineRule="auto"/>
+            </w:pPr>
+            <w:r>
+              <w:rPr>
+                <w:color w:val="25313C"/>
+                <w:sz w:val="16"/>
+              </w:rPr>
+              <w:t>4</w:t>
+            </w:r>
+          </w:p>
+        </w:tc>
+      </w:tr>
+      <w:tr>
+        <w:trPr>
+          <w:cantSplit/>
+        </w:trPr>
+        <w:tc>
+          <w:tcPr>
+            <w:tcW w:type="dxa" w:w="1250"/>
+            <w:tcMar>
+              <w:top w:w="80" w:type="dxa"/>
+              <w:start w:w="120" w:type="dxa"/>
+              <w:bottom w:w="80" w:type="dxa"/>
+              <w:end w:w="120" w:type="dxa"/>
+            </w:tcMar>
+            <w:vAlign w:val="center"/>
+          </w:tcPr>
+          <w:p>
+            <w:pPr>
+              <w:widowControl/>
+              <w:spacing w:after="0" w:line="259" w:lineRule="auto"/>
+            </w:pPr>
+            <w:r>
+              <w:rPr>
+                <w:color w:val="25313C"/>
+                <w:sz w:val="16"/>
+              </w:rPr>
+              <w:t>GF-005</w:t>
+            </w:r>
+          </w:p>
+        </w:tc>
+        <w:tc>
+          <w:tcPr>
+            <w:tcW w:type="dxa" w:w="2400"/>
+            <w:tcMar>
+              <w:top w:w="80" w:type="dxa"/>
+              <w:start w:w="120" w:type="dxa"/>
+              <w:bottom w:w="80" w:type="dxa"/>
+              <w:end w:w="120" w:type="dxa"/>
+            </w:tcMar>
+            <w:vAlign w:val="center"/>
+          </w:tcPr>
+          <w:p>
+            <w:pPr>
+              <w:widowControl/>
+              <w:spacing w:after="0" w:line="259" w:lineRule="auto"/>
+            </w:pPr>
+            <w:r>
+              <w:rPr>
+                <w:color w:val="25313C"/>
+                <w:sz w:val="16"/>
+              </w:rPr>
+              <w:t>2026-08-24</w:t>
+            </w:r>
+          </w:p>
+        </w:tc>
+        <w:tc>
+          <w:tcPr>
+            <w:tcW w:type="dxa" w:w="1142"/>
+            <w:tcMar>
+              <w:top w:w="80" w:type="dxa"/>
+              <w:start w:w="120" w:type="dxa"/>
+              <w:bottom w:w="80" w:type="dxa"/>
+              <w:end w:w="120" w:type="dxa"/>
+            </w:tcMar>
+            <w:vAlign w:val="center"/>
+          </w:tcPr>
+          <w:p>
+            <w:pPr>
+              <w:widowControl/>
+              <w:spacing w:after="0" w:line="259" w:lineRule="auto"/>
+            </w:pPr>
+            <w:r>
+              <w:rPr>
+                <w:color w:val="25313C"/>
+                <w:sz w:val="16"/>
+              </w:rPr>
+              <w:t>5</w:t>
+            </w:r>
+          </w:p>
+        </w:tc>
+        <w:tc>
+          <w:tcPr>
+            <w:tcW w:type="dxa" w:w="1142"/>
+            <w:tcMar>
+              <w:top w:w="80" w:type="dxa"/>
+              <w:start w:w="120" w:type="dxa"/>
+              <w:bottom w:w="80" w:type="dxa"/>
+              <w:end w:w="120" w:type="dxa"/>
+            </w:tcMar>
+            <w:vAlign w:val="center"/>
+          </w:tcPr>
+          <w:p>
+            <w:pPr>
+              <w:widowControl/>
+              <w:spacing w:after="0" w:line="259" w:lineRule="auto"/>
+            </w:pPr>
+            <w:r>
+              <w:rPr>
+                <w:color w:val="25313C"/>
+                <w:sz w:val="16"/>
+              </w:rPr>
+              <w:t>5</w:t>
+            </w:r>
+          </w:p>
+        </w:tc>
+        <w:tc>
+          <w:tcPr>
+            <w:tcW w:type="dxa" w:w="1142"/>
+            <w:tcMar>
+              <w:top w:w="80" w:type="dxa"/>
+              <w:start w:w="120" w:type="dxa"/>
+              <w:bottom w:w="80" w:type="dxa"/>
+              <w:end w:w="120" w:type="dxa"/>
+            </w:tcMar>
+            <w:vAlign w:val="center"/>
+          </w:tcPr>
+          <w:p>
+            <w:pPr>
+              <w:widowControl/>
+              <w:spacing w:after="0" w:line="259" w:lineRule="auto"/>
+            </w:pPr>
+            <w:r>
+              <w:rPr>
+                <w:color w:val="25313C"/>
+                <w:sz w:val="16"/>
+              </w:rPr>
+              <w:t>5</w:t>
+            </w:r>
+          </w:p>
+        </w:tc>
+        <w:tc>
+          <w:tcPr>
+            <w:tcW w:type="dxa" w:w="1142"/>
+            <w:tcMar>
+              <w:top w:w="80" w:type="dxa"/>
+              <w:start w:w="120" w:type="dxa"/>
+              <w:bottom w:w="80" w:type="dxa"/>
+              <w:end w:w="120" w:type="dxa"/>
+            </w:tcMar>
+            <w:vAlign w:val="center"/>
+          </w:tcPr>
+          <w:p>
+            <w:pPr>
+              <w:widowControl/>
+              <w:spacing w:after="0" w:line="259" w:lineRule="auto"/>
+            </w:pPr>
+            <w:r>
+              <w:rPr>
+                <w:color w:val="25313C"/>
+                <w:sz w:val="16"/>
+              </w:rPr>
+              <w:t>5</w:t>
+            </w:r>
+          </w:p>
+        </w:tc>
+        <w:tc>
+          <w:tcPr>
+            <w:tcW w:type="dxa" w:w="1142"/>
+            <w:tcMar>
+              <w:top w:w="80" w:type="dxa"/>
+              <w:start w:w="120" w:type="dxa"/>
+              <w:bottom w:w="80" w:type="dxa"/>
+              <w:end w:w="120" w:type="dxa"/>
+            </w:tcMar>
+            <w:vAlign w:val="center"/>
+          </w:tcPr>
+          <w:p>
+            <w:pPr>
+              <w:widowControl/>
+              <w:spacing w:after="0" w:line="259" w:lineRule="auto"/>
+            </w:pPr>
+            <w:r>
+              <w:rPr>
+                <w:color w:val="25313C"/>
+                <w:sz w:val="16"/>
+              </w:rPr>
+              <w:t>4</w:t>
+            </w:r>
+          </w:p>
+        </w:tc>
+      </w:tr>
+    </w:tbl>
+    <w:p>
+      <w:pPr>
+        <w:spacing w:after="0"/>
+      </w:pPr>
+    </w:p>
+    <w:p>
+      <w:pPr>
+        <w:pStyle w:val="Heading2"/>
+        <w:keepNext/>
+        <w:keepLines/>
+      </w:pPr>
+      <w:r>
+        <w:t>Data-quality decisions and limitations</w:t>
+      </w:r>
+    </w:p>
+    <w:p>
+      <w:pPr>
+        <w:pStyle w:val="ListBullet"/>
+        <w:widowControl/>
+      </w:pPr>
+      <w:r>
+        <w:t>The separate local UI demo submission was excluded because it was not part of the Google Forms study.</w:t>
+      </w:r>
+    </w:p>
+    <w:p>
+      <w:pPr>
+        <w:pStyle w:val="ListBullet"/>
+        <w:widowControl/>
+      </w:pPr>
+      <w:r>
+        <w:t>No complete Google Forms response was removed; an unfavorable response is not an exclusion criterion.</w:t>
+      </w:r>
+    </w:p>
+    <w:p>
+      <w:pPr>
+        <w:pStyle w:val="ListBullet"/>
+        <w:widowControl/>
+      </w:pPr>
+      <w:r>
+        <w:t>Only complete integer ratings from 1 to 5 were accepted by the verified-data validator.</w:t>
+      </w:r>
+    </w:p>
+    <w:p>
+      <w:pPr>
+        <w:pStyle w:val="ListBullet"/>
+        <w:widowControl/>
+      </w:pPr>
+      <w:r>
+        <w:t>The small convenience sample (N=5) is suitable for pilot feedback but not inferential statistics or population claims.</w:t>
+      </w:r>
+    </w:p>
+    <w:p>
+      <w:pPr>
+        <w:pStyle w:val="ListBullet"/>
+        <w:widowControl/>
+      </w:pPr>
+      <w:r>
+        <w:t>The reproducible anonymized snapshot is stored in data/user_feedback_verified.json; the live response sheet should remain access-controlled.</w:t>
+      </w:r>
     </w:p>
     <w:p>
       <w:r>
@@ -16124,6 +16551,111 @@
           </w:p>
         </w:tc>
       </w:tr>
+      <w:tr>
+        <w:trPr>
+          <w:cantSplit/>
+        </w:trPr>
+        <w:tc>
+          <w:tcPr>
+            <w:tcW w:type="dxa" w:w="1150"/>
+            <w:tcMar>
+              <w:top w:w="80" w:type="dxa"/>
+              <w:start w:w="120" w:type="dxa"/>
+              <w:bottom w:w="80" w:type="dxa"/>
+              <w:end w:w="120" w:type="dxa"/>
+            </w:tcMar>
+            <w:vAlign w:val="center"/>
+          </w:tcPr>
+          <w:p>
+            <w:pPr>
+              <w:widowControl/>
+              <w:spacing w:after="0" w:line="259" w:lineRule="auto"/>
+            </w:pPr>
+            <w:r>
+              <w:rPr>
+                <w:color w:val="25313C"/>
+                <w:sz w:val="17"/>
+              </w:rPr>
+              <w:t>E7</w:t>
+            </w:r>
+          </w:p>
+        </w:tc>
+        <w:tc>
+          <w:tcPr>
+            <w:tcW w:type="dxa" w:w="2850"/>
+            <w:tcMar>
+              <w:top w:w="80" w:type="dxa"/>
+              <w:start w:w="120" w:type="dxa"/>
+              <w:bottom w:w="80" w:type="dxa"/>
+              <w:end w:w="120" w:type="dxa"/>
+            </w:tcMar>
+            <w:vAlign w:val="center"/>
+          </w:tcPr>
+          <w:p>
+            <w:pPr>
+              <w:widowControl/>
+              <w:spacing w:after="0" w:line="259" w:lineRule="auto"/>
+            </w:pPr>
+            <w:r>
+              <w:rPr>
+                <w:color w:val="25313C"/>
+                <w:sz w:val="17"/>
+              </w:rPr>
+              <w:t>Verified Google Forms survey snapshot</w:t>
+            </w:r>
+          </w:p>
+        </w:tc>
+        <w:tc>
+          <w:tcPr>
+            <w:tcW w:type="dxa" w:w="3900"/>
+            <w:tcMar>
+              <w:top w:w="80" w:type="dxa"/>
+              <w:start w:w="120" w:type="dxa"/>
+              <w:bottom w:w="80" w:type="dxa"/>
+              <w:end w:w="120" w:type="dxa"/>
+            </w:tcMar>
+            <w:vAlign w:val="center"/>
+          </w:tcPr>
+          <w:p>
+            <w:pPr>
+              <w:widowControl/>
+              <w:spacing w:after="0" w:line="259" w:lineRule="auto"/>
+            </w:pPr>
+            <w:r>
+              <w:rPr>
+                <w:color w:val="25313C"/>
+                <w:sz w:val="17"/>
+              </w:rPr>
+              <w:t>N=5; 12-24 August 2026; anonymized response matrix</w:t>
+            </w:r>
+          </w:p>
+        </w:tc>
+        <w:tc>
+          <w:tcPr>
+            <w:tcW w:type="dxa" w:w="1460"/>
+            <w:tcMar>
+              <w:top w:w="80" w:type="dxa"/>
+              <w:start w:w="120" w:type="dxa"/>
+              <w:bottom w:w="80" w:type="dxa"/>
+              <w:end w:w="120" w:type="dxa"/>
+            </w:tcMar>
+            <w:vAlign w:val="center"/>
+          </w:tcPr>
+          <w:p>
+            <w:pPr>
+              <w:widowControl/>
+              <w:spacing w:after="0" w:line="259" w:lineRule="auto"/>
+            </w:pPr>
+            <w:r>
+              <w:rPr>
+                <w:color w:val="25313C"/>
+                <w:sz w:val="17"/>
+              </w:rPr>
+              <w:t>CAPTURED</w:t>
+            </w:r>
+          </w:p>
+        </w:tc>
+      </w:tr>
     </w:tbl>
     <w:p>
       <w:pPr>
@@ -16154,7 +16686,7 @@
         <w:t xml:space="preserve">Do not substitute  </w:t>
       </w:r>
       <w:r>
-        <w:t>The local Dialogflow-style simulator is not an acceptable substitute for E4 or E5. Likewise, a sample feedback file is not evidence of real participants.</w:t>
+        <w:t>The local Dialogflow-style simulator is not an acceptable substitute for E4 or E5. E7 uses the verified anonymized Google Forms snapshot; local demo feedback is excluded.</w:t>
       </w:r>
     </w:p>
     <w:p>
@@ -16590,7 +17122,7 @@
         <w:widowControl/>
       </w:pPr>
       <w:r>
-        <w:t>☐ I have checked that all reported metrics are traceable to evaluation_results.json or clearly labelled N/A.</w:t>
+        <w:t>☐ I have checked that all reported metrics are traceable to evaluation_results.json, user_feedback_verified.json, or clearly labelled N/A.</w:t>
       </w:r>
     </w:p>
     <w:p>
@@ -17077,7 +17609,7 @@
         <w:widowControl/>
       </w:pPr>
       <w:r>
-        <w:t>☐ I have checked that all reported metrics are traceable to evaluation_results.json or clearly labelled N/A.</w:t>
+        <w:t>☐ I have checked that all reported metrics are traceable to evaluation_results.json, user_feedback_verified.json, or clearly labelled N/A.</w:t>
       </w:r>
     </w:p>
     <w:p>
@@ -17480,24 +18012,6 @@
   </w:abstractNum>
   <w:num w:numId="12">
     <w:abstractNumId w:val="11"/>
-  </w:num>
-  <w:abstractNum w:abstractNumId="12">
-    <w:multiLevelType w:val="singleLevel"/>
-    <w:lvl w:ilvl="0">
-      <w:start w:val="1"/>
-      <w:numFmt w:val="decimal"/>
-      <w:lvlText w:val="%1."/>
-      <w:lvlJc w:val="left"/>
-      <w:pPr>
-        <w:tabs>
-          <w:tab w:val="num" w:pos="540"/>
-        </w:tabs>
-        <w:ind w:left="540" w:hanging="280"/>
-      </w:pPr>
-    </w:lvl>
-  </w:abstractNum>
-  <w:num w:numId="13">
-    <w:abstractNumId w:val="12"/>
   </w:num>
 </w:numbering>
 </file>

--- a/AI Report - Final.docx
+++ b/AI Report - Final.docx
@@ -606,7 +606,7 @@
                 <w:color w:val="25313C"/>
                 <w:sz w:val="18"/>
               </w:rPr>
-              <w:t>2026-08-24T20:11:04+08:00</w:t>
+              <w:t>2026-08-24T20:25:35+08:00</w:t>
             </w:r>
           </w:p>
         </w:tc>
@@ -3939,7 +3939,7 @@
         <w:widowControl/>
       </w:pPr>
       <w:r>
-        <w:t>Member 1's platform approach is represented by Dialogflow ES configuration artifacts, including intents, training phrases, four custom entities, structured parameters, controlled responses, and two webhook-enabled actions. The tested handler in src/dialogflow_webhook.py validates Dialogflow ES V2 requests and returns parameter-aware links from an official-source allowlist for programme and campus-service lookups. A public HTTPS deployment and authenticated Dialogflow request log are still required before claiming live fulfillment. The repository also contains DialogflowSimulatorClient, a transparent local pattern/Jaccard implementation used solely for offline, train-only evaluation. This simulator is reproducible but is not Google's model and provides no evidence of cloud accuracy.</w:t>
+        <w:t>Member 1's platform approach is represented by Dialogflow ES configuration artifacts, including intents, training phrases, four custom entities, eight structured parameters, entity annotations, required-slot prompting, controlled static responses, and welcome/fallback handling. Webhook fulfillment is disabled by design, avoiding an external deployment dependency during the assessed demonstration. The repository also contains DialogflowSimulatorClient, a transparent local pattern/Jaccard implementation used solely for offline, train-only evaluation. This simulator is reproducible but is not Google's model and provides no evidence of cloud accuracy.</w:t>
       </w:r>
     </w:p>
     <w:p>
@@ -10920,89 +10920,6 @@
           </w:p>
         </w:tc>
       </w:tr>
-      <w:tr>
-        <w:trPr>
-          <w:cantSplit/>
-        </w:trPr>
-        <w:tc>
-          <w:tcPr>
-            <w:tcW w:type="dxa" w:w="1750"/>
-            <w:shd w:fill="FAFBFC"/>
-            <w:tcMar>
-              <w:top w:w="80" w:type="dxa"/>
-              <w:start w:w="120" w:type="dxa"/>
-              <w:bottom w:w="80" w:type="dxa"/>
-              <w:end w:w="120" w:type="dxa"/>
-            </w:tcMar>
-            <w:vAlign w:val="center"/>
-          </w:tcPr>
-          <w:p>
-            <w:pPr>
-              <w:widowControl/>
-              <w:spacing w:after="0" w:line="259" w:lineRule="auto"/>
-            </w:pPr>
-            <w:r>
-              <w:rPr>
-                <w:color w:val="25313C"/>
-                <w:sz w:val="15"/>
-              </w:rPr>
-              <w:t>Setup/Documentation Source</w:t>
-            </w:r>
-          </w:p>
-        </w:tc>
-        <w:tc>
-          <w:tcPr>
-            <w:tcW w:type="dxa" w:w="5260"/>
-            <w:shd w:fill="FAFBFC"/>
-            <w:tcMar>
-              <w:top w:w="80" w:type="dxa"/>
-              <w:start w:w="120" w:type="dxa"/>
-              <w:bottom w:w="80" w:type="dxa"/>
-              <w:end w:w="120" w:type="dxa"/>
-            </w:tcMar>
-            <w:vAlign w:val="center"/>
-          </w:tcPr>
-          <w:p>
-            <w:pPr>
-              <w:widowControl/>
-              <w:spacing w:after="0" w:line="259" w:lineRule="auto"/>
-            </w:pPr>
-            <w:r>
-              <w:rPr>
-                <w:color w:val="25313C"/>
-                <w:sz w:val="15"/>
-              </w:rPr>
-              <w:t>https://cloud.google.com/dialogflow/es/docs/fulfillment-overview</w:t>
-            </w:r>
-          </w:p>
-        </w:tc>
-        <w:tc>
-          <w:tcPr>
-            <w:tcW w:type="dxa" w:w="2350"/>
-            <w:shd w:fill="FAFBFC"/>
-            <w:tcMar>
-              <w:top w:w="80" w:type="dxa"/>
-              <w:start w:w="120" w:type="dxa"/>
-              <w:bottom w:w="80" w:type="dxa"/>
-              <w:end w:w="120" w:type="dxa"/>
-            </w:tcMar>
-            <w:vAlign w:val="center"/>
-          </w:tcPr>
-          <w:p>
-            <w:pPr>
-              <w:widowControl/>
-              <w:spacing w:after="0" w:line="259" w:lineRule="auto"/>
-            </w:pPr>
-            <w:r>
-              <w:rPr>
-                <w:color w:val="25313C"/>
-                <w:sz w:val="15"/>
-              </w:rPr>
-              <w:t>docs/dialogflow_setup.md</w:t>
-            </w:r>
-          </w:p>
-        </w:tc>
-      </w:tr>
     </w:tbl>
     <w:p>
       <w:pPr>
@@ -11496,7 +11413,7 @@
                 <w:color w:val="25313C"/>
                 <w:sz w:val="16"/>
               </w:rPr>
-              <w:t>Platform configuration, parameterized fulfillment, and integration track</w:t>
+              <w:t>Platform configuration, entities, parameter prompting, controlled static responses, and fallback handling</w:t>
             </w:r>
           </w:p>
         </w:tc>
@@ -11521,7 +11438,7 @@
                 <w:color w:val="25313C"/>
                 <w:sz w:val="16"/>
               </w:rPr>
-              <w:t>dialogflow_agent.zip; src/dialogflow_webhook.py; docs/dialogflow_setup.md</w:t>
+              <w:t>dialogflow_agent.zip; data/entities.json; docs/dialogflow_setup.md</w:t>
             </w:r>
           </w:p>
         </w:tc>
@@ -11839,7 +11756,7 @@
                 <w:color w:val="25313C"/>
                 <w:sz w:val="16"/>
               </w:rPr>
-              <w:t>Dialogflow ES intent/entity/response configuration; parameterized webhook handler; exported agent artifact; train-only simulator integration</w:t>
+              <w:t>Dialogflow ES intent/entity/response configuration; parameter annotations and required-slot prompting; exported agent artifact; train-only simulator integration</w:t>
             </w:r>
           </w:p>
         </w:tc>
@@ -11864,7 +11781,7 @@
                 <w:color w:val="25313C"/>
                 <w:sz w:val="16"/>
               </w:rPr>
-              <w:t>Export timestamp; webhook test; authentic console/API test; meeting log</w:t>
+              <w:t>Export timestamp; parameter-prompt test; authentic console/API test; meeting log</w:t>
             </w:r>
           </w:p>
         </w:tc>
@@ -13319,7 +13236,7 @@
         <w:widowControl/>
       </w:pPr>
       <w:r>
-        <w:t>Evaluation artifact: evaluation_results.json generated at 2026-08-24T18:02:56.633862. Builder output generated at 2026-08-24T20:11:04+08:00.</w:t>
+        <w:t>Evaluation artifact: evaluation_results.json generated at 2026-08-24T18:02:56.633862. Builder output generated at 2026-08-24T20:25:35+08:00.</w:t>
       </w:r>
     </w:p>
     <w:p>

--- a/AI Report - Final.docx
+++ b/AI Report - Final.docx
@@ -213,7 +213,7 @@
           <w:color w:val="25313C"/>
           <w:sz w:val="21"/>
         </w:rPr>
-        <w:t>2026-08-24T18:02:56.633862</w:t>
+        <w:t>2026-08-24T20:33:22.440563</w:t>
       </w:r>
     </w:p>
     <w:p>
@@ -551,7 +551,7 @@
                 <w:color w:val="25313C"/>
                 <w:sz w:val="18"/>
               </w:rPr>
-              <w:t>2026-08-24T18:02:56.633862</w:t>
+              <w:t>2026-08-24T20:33:22.440563</w:t>
             </w:r>
           </w:p>
         </w:tc>
@@ -606,7 +606,7 @@
                 <w:color w:val="25313C"/>
                 <w:sz w:val="18"/>
               </w:rPr>
-              <w:t>2026-08-24T20:25:35+08:00</w:t>
+              <w:t>2026-08-24T20:33:48+08:00</w:t>
             </w:r>
           </w:p>
         </w:tc>
@@ -6231,7 +6231,7 @@
         <w:widowControl/>
       </w:pPr>
       <w:r>
-        <w:t>Source: data/evaluation_results.json generated at 2026-08-24T18:02:56.633862. All classification metrics use the same recorded held-out split.</w:t>
+        <w:t>Source: data/evaluation_results.json generated at 2026-08-24T20:33:22.440563. All classification metrics use the same recorded held-out split.</w:t>
       </w:r>
     </w:p>
     <w:p>
@@ -13236,7 +13236,7 @@
         <w:widowControl/>
       </w:pPr>
       <w:r>
-        <w:t>Evaluation artifact: evaluation_results.json generated at 2026-08-24T18:02:56.633862. Builder output generated at 2026-08-24T20:25:35+08:00.</w:t>
+        <w:t>Evaluation artifact: evaluation_results.json generated at 2026-08-24T20:33:22.440563. Builder output generated at 2026-08-24T20:33:48+08:00.</w:t>
       </w:r>
     </w:p>
     <w:p>

--- a/AI Report - Final.docx
+++ b/AI Report - Final.docx
@@ -213,7 +213,7 @@
           <w:color w:val="25313C"/>
           <w:sz w:val="21"/>
         </w:rPr>
-        <w:t>2026-08-24T20:33:22.440563</w:t>
+        <w:t>2026-08-24T20:44:20.516493</w:t>
       </w:r>
     </w:p>
     <w:p>
@@ -551,7 +551,7 @@
                 <w:color w:val="25313C"/>
                 <w:sz w:val="18"/>
               </w:rPr>
-              <w:t>2026-08-24T20:33:22.440563</w:t>
+              <w:t>2026-08-24T20:44:20.516493</w:t>
             </w:r>
           </w:p>
         </w:tc>
@@ -606,7 +606,7 @@
                 <w:color w:val="25313C"/>
                 <w:sz w:val="18"/>
               </w:rPr>
-              <w:t>2026-08-24T20:33:48+08:00</w:t>
+              <w:t>2026-08-24T20:44:48+08:00</w:t>
             </w:r>
           </w:p>
         </w:tc>
@@ -3939,7 +3939,7 @@
         <w:widowControl/>
       </w:pPr>
       <w:r>
-        <w:t>Member 1's platform approach is represented by Dialogflow ES configuration artifacts, including intents, training phrases, four custom entities, eight structured parameters, entity annotations, required-slot prompting, controlled static responses, and welcome/fallback handling. Webhook fulfillment is disabled by design, avoiding an external deployment dependency during the assessed demonstration. The repository also contains DialogflowSimulatorClient, a transparent local pattern/Jaccard implementation used solely for offline, train-only evaluation. This simulator is reproducible but is not Google's model and provides no evidence of cloud accuracy.</w:t>
+        <w:t>Member 1's platform approach is represented by Dialogflow ES configuration artifacts, including intents, training phrases, five custom entities, eight structured parameters, entity annotations, required-slot prompting, parameter-aware official-source static responses, and welcome/fallback handling. The dedicated campus-service directory entity normalises a selected service to its official URL, so a prompted answer such as 'library' returns the Library opening-hours page without a webhook. Webhook fulfillment is disabled by design, avoiding an external deployment dependency during the assessed demonstration. The repository also contains DialogflowSimulatorClient, a transparent local pattern/Jaccard implementation used solely for offline, train-only evaluation. This simulator is reproducible but is not Google's model and provides no evidence of cloud accuracy.</w:t>
       </w:r>
     </w:p>
     <w:p>
@@ -6231,7 +6231,7 @@
         <w:widowControl/>
       </w:pPr>
       <w:r>
-        <w:t>Source: data/evaluation_results.json generated at 2026-08-24T20:33:22.440563. All classification metrics use the same recorded held-out split.</w:t>
+        <w:t>Source: data/evaluation_results.json generated at 2026-08-24T20:44:20.516493. All classification metrics use the same recorded held-out split.</w:t>
       </w:r>
     </w:p>
     <w:p>
@@ -13236,7 +13236,7 @@
         <w:widowControl/>
       </w:pPr>
       <w:r>
-        <w:t>Evaluation artifact: evaluation_results.json generated at 2026-08-24T20:33:22.440563. Builder output generated at 2026-08-24T20:33:48+08:00.</w:t>
+        <w:t>Evaluation artifact: evaluation_results.json generated at 2026-08-24T20:44:20.516493. Builder output generated at 2026-08-24T20:44:48+08:00.</w:t>
       </w:r>
     </w:p>
     <w:p>
